--- a/יומן פרויקט.docx
+++ b/יומן פרויקט.docx
@@ -2510,7 +2510,6 @@
                                             <w:pPr>
                                               <w:jc w:val="center"/>
                                               <w:rPr>
-                                                <w:rFonts w:hint="cs"/>
                                                 <w:sz w:val="22"/>
                                                 <w:szCs w:val="22"/>
                                               </w:rPr>
@@ -3091,7 +3090,6 @@
                                       <w:pPr>
                                         <w:jc w:val="center"/>
                                         <w:rPr>
-                                          <w:rFonts w:hint="cs"/>
                                           <w:sz w:val="22"/>
                                           <w:szCs w:val="22"/>
                                         </w:rPr>
@@ -4417,9 +4415,32 @@
       </w:r>
       <w:r>
         <w:rPr>
-          <w:rFonts w:asciiTheme="majorBidi" w:hAnsiTheme="majorBidi" w:cstheme="majorBidi"/>
-        </w:rPr>
-        <w:t xml:space="preserve">. </w:t>
+          <w:rFonts w:asciiTheme="majorBidi" w:hAnsiTheme="majorBidi" w:cstheme="majorBidi" w:hint="cs"/>
+          <w:rtl/>
+        </w:rPr>
+        <w:t xml:space="preserve"> (רק </w:t>
+      </w:r>
+      <w:proofErr w:type="spellStart"/>
+      <w:r>
+        <w:rPr>
+          <w:rFonts w:asciiTheme="majorBidi" w:hAnsiTheme="majorBidi" w:cstheme="majorBidi" w:hint="cs"/>
+          <w:rtl/>
+        </w:rPr>
+        <w:t>לדשבורד</w:t>
+      </w:r>
+      <w:proofErr w:type="spellEnd"/>
+      <w:r>
+        <w:rPr>
+          <w:rFonts w:asciiTheme="majorBidi" w:hAnsiTheme="majorBidi" w:cstheme="majorBidi" w:hint="cs"/>
+          <w:rtl/>
+        </w:rPr>
+        <w:t xml:space="preserve"> ולא לסוכן). </w:t>
+      </w:r>
+      <w:r>
+        <w:rPr>
+          <w:rFonts w:asciiTheme="majorBidi" w:hAnsiTheme="majorBidi" w:cstheme="majorBidi"/>
+        </w:rPr>
+        <w:t xml:space="preserve"> </w:t>
       </w:r>
       <w:r>
         <w:rPr>
@@ -4538,6 +4559,7 @@
       <w:r>
         <w:rPr>
           <w:rFonts w:ascii="Google Sans Text" w:hAnsi="Google Sans Text"/>
+          <w:noProof/>
           <w:rtl/>
         </w:rPr>
         <w:drawing>
@@ -5089,6 +5111,7 @@
           <w:bCs/>
           <w:rtl/>
         </w:rPr>
+        <w:lastRenderedPageBreak/>
         <w:t>שלב 2: טעינת נתונים</w:t>
       </w:r>
       <w:r>
@@ -5328,7 +5351,7 @@
             <w:pPr>
               <w:jc w:val="center"/>
               <w:rPr>
-                <w:rFonts w:asciiTheme="majorBidi" w:hAnsiTheme="majorBidi" w:cstheme="majorBidi" w:hint="cs"/>
+                <w:rFonts w:asciiTheme="majorBidi" w:hAnsiTheme="majorBidi" w:cstheme="majorBidi"/>
                 <w:rtl/>
               </w:rPr>
             </w:pPr>
@@ -5550,7 +5573,7 @@
             <w:pPr>
               <w:jc w:val="center"/>
               <w:rPr>
-                <w:rFonts w:asciiTheme="majorBidi" w:hAnsiTheme="majorBidi" w:cstheme="majorBidi" w:hint="cs"/>
+                <w:rFonts w:asciiTheme="majorBidi" w:hAnsiTheme="majorBidi" w:cstheme="majorBidi"/>
                 <w:rtl/>
               </w:rPr>
             </w:pPr>
@@ -5631,7 +5654,7 @@
             <w:pPr>
               <w:jc w:val="center"/>
               <w:rPr>
-                <w:rFonts w:asciiTheme="majorBidi" w:hAnsiTheme="majorBidi" w:cstheme="majorBidi" w:hint="cs"/>
+                <w:rFonts w:asciiTheme="majorBidi" w:hAnsiTheme="majorBidi" w:cstheme="majorBidi"/>
                 <w:rtl/>
               </w:rPr>
             </w:pPr>
@@ -5711,7 +5734,7 @@
             <w:pPr>
               <w:jc w:val="center"/>
               <w:rPr>
-                <w:rFonts w:asciiTheme="majorBidi" w:hAnsiTheme="majorBidi" w:cstheme="majorBidi" w:hint="cs"/>
+                <w:rFonts w:asciiTheme="majorBidi" w:hAnsiTheme="majorBidi" w:cstheme="majorBidi"/>
                 <w:rtl/>
               </w:rPr>
             </w:pPr>
@@ -6268,7 +6291,7 @@
       <w:pPr>
         <w:ind w:left="720"/>
         <w:rPr>
-          <w:rFonts w:asciiTheme="majorBidi" w:hAnsiTheme="majorBidi" w:cstheme="majorBidi" w:hint="cs"/>
+          <w:rFonts w:asciiTheme="majorBidi" w:hAnsiTheme="majorBidi" w:cstheme="majorBidi"/>
           <w:rtl/>
         </w:rPr>
       </w:pPr>
@@ -6545,7 +6568,7 @@
       <w:pPr>
         <w:ind w:left="720"/>
         <w:rPr>
-          <w:rFonts w:asciiTheme="majorBidi" w:hAnsiTheme="majorBidi" w:cstheme="majorBidi" w:hint="cs"/>
+          <w:rFonts w:asciiTheme="majorBidi" w:hAnsiTheme="majorBidi" w:cstheme="majorBidi"/>
         </w:rPr>
       </w:pPr>
       <w:r>
@@ -6695,7 +6718,7 @@
       <w:pPr>
         <w:ind w:left="720"/>
         <w:rPr>
-          <w:rFonts w:asciiTheme="majorBidi" w:hAnsiTheme="majorBidi" w:cstheme="majorBidi" w:hint="cs"/>
+          <w:rFonts w:asciiTheme="majorBidi" w:hAnsiTheme="majorBidi" w:cstheme="majorBidi"/>
           <w:rtl/>
         </w:rPr>
       </w:pPr>
@@ -6787,6 +6810,7 @@
           <w:bCs/>
           <w:rtl/>
         </w:rPr>
+        <w:lastRenderedPageBreak/>
         <w:t>יצירת ענן תגיות</w:t>
       </w:r>
       <w:r>
@@ -6803,25 +6827,6 @@
           <w:b/>
           <w:bCs/>
           <w:rtl/>
-        </w:rPr>
-        <w:t xml:space="preserve"> </w:t>
-      </w:r>
-      <w:r>
-        <w:rPr>
-          <w:rFonts w:asciiTheme="majorBidi" w:hAnsiTheme="majorBidi" w:cstheme="majorBidi"/>
-        </w:rPr>
-        <w:t xml:space="preserve"> </w:t>
-      </w:r>
-      <w:r>
-        <w:rPr>
-          <w:rFonts w:asciiTheme="majorBidi" w:hAnsiTheme="majorBidi" w:cstheme="majorBidi"/>
-          <w:rtl/>
-        </w:rPr>
-        <w:t>.</w:t>
-      </w:r>
-      <w:r>
-        <w:rPr>
-          <w:rFonts w:asciiTheme="majorBidi" w:hAnsiTheme="majorBidi" w:cstheme="majorBidi"/>
         </w:rPr>
         <w:t xml:space="preserve"> </w:t>
       </w:r>
@@ -7715,7 +7720,7 @@
       <w:pPr>
         <w:ind w:left="720"/>
         <w:rPr>
-          <w:rFonts w:asciiTheme="majorBidi" w:hAnsiTheme="majorBidi" w:cstheme="majorBidi" w:hint="cs"/>
+          <w:rFonts w:asciiTheme="majorBidi" w:hAnsiTheme="majorBidi" w:cstheme="majorBidi"/>
           <w:rtl/>
         </w:rPr>
       </w:pPr>
@@ -7953,6 +7958,7 @@
           <w:rFonts w:asciiTheme="majorBidi" w:hAnsiTheme="majorBidi" w:cstheme="majorBidi"/>
           <w:rtl/>
         </w:rPr>
+        <w:lastRenderedPageBreak/>
         <w:t>צד השרת</w:t>
       </w:r>
       <w:r>
@@ -8999,7 +9005,7 @@
         <w:pStyle w:val="a9"/>
         <w:ind w:left="1440"/>
         <w:rPr>
-          <w:rFonts w:asciiTheme="majorBidi" w:hAnsiTheme="majorBidi" w:cstheme="majorBidi" w:hint="cs"/>
+          <w:rFonts w:asciiTheme="majorBidi" w:hAnsiTheme="majorBidi" w:cstheme="majorBidi"/>
           <w:rtl/>
         </w:rPr>
       </w:pPr>
@@ -9208,6 +9214,7 @@
           <w:ilvl w:val="0"/>
           <w:numId w:val="5"/>
         </w:numPr>
+        <w:jc w:val="both"/>
         <w:rPr>
           <w:rFonts w:asciiTheme="majorBidi" w:hAnsiTheme="majorBidi" w:cstheme="majorBidi"/>
         </w:rPr>
@@ -9293,9 +9300,624 @@
     </w:p>
     <w:p>
       <w:pPr>
+        <w:pStyle w:val="NormalWeb"/>
+        <w:bidi/>
+        <w:ind w:firstLine="720"/>
+        <w:jc w:val="both"/>
+      </w:pPr>
+      <w:r>
+        <w:rPr>
+          <w:rtl/>
+        </w:rPr>
+        <w:t>שלב זה בוצעה אינטגרציה מלאה של מערכת ה</w:t>
+      </w:r>
+      <w:r>
+        <w:rPr>
+          <w:rFonts w:hint="cs"/>
+          <w:rtl/>
+        </w:rPr>
+        <w:t>-</w:t>
+      </w:r>
+      <w:r>
+        <w:t>AI</w:t>
+      </w:r>
+      <w:r>
+        <w:rPr>
+          <w:rFonts w:hint="cs"/>
+          <w:rtl/>
+        </w:rPr>
+        <w:t xml:space="preserve"> </w:t>
+      </w:r>
+      <w:r>
+        <w:t xml:space="preserve"> </w:t>
+      </w:r>
+      <w:r>
+        <w:rPr>
+          <w:rtl/>
+        </w:rPr>
+        <w:t>לתוך ארכיטקטורת הפרויקט</w:t>
+      </w:r>
+      <w:r>
+        <w:t>:</w:t>
+      </w:r>
+    </w:p>
+    <w:p>
+      <w:pPr>
+        <w:pStyle w:val="NormalWeb"/>
+        <w:numPr>
+          <w:ilvl w:val="1"/>
+          <w:numId w:val="5"/>
+        </w:numPr>
+        <w:bidi/>
+        <w:jc w:val="both"/>
+      </w:pPr>
+      <w:r>
+        <w:rPr>
+          <w:b/>
+          <w:bCs/>
+          <w:rtl/>
+        </w:rPr>
+        <w:lastRenderedPageBreak/>
+        <w:t>פריסת תשתית וירטואלית</w:t>
+      </w:r>
+      <w:r>
+        <w:rPr>
+          <w:b/>
+          <w:bCs/>
+        </w:rPr>
+        <w:t>:</w:t>
+      </w:r>
+      <w:r>
+        <w:rPr>
+          <w:rFonts w:hint="cs"/>
+          <w:rtl/>
+        </w:rPr>
+        <w:t xml:space="preserve"> </w:t>
+      </w:r>
+      <w:r>
+        <w:rPr>
+          <w:rtl/>
+        </w:rPr>
+        <w:t>מערכת</w:t>
+      </w:r>
+      <w:r>
+        <w:t xml:space="preserve"> </w:t>
+      </w:r>
+      <w:proofErr w:type="spellStart"/>
+      <w:r>
+        <w:t>MindsDB</w:t>
+      </w:r>
+      <w:proofErr w:type="spellEnd"/>
+      <w:r>
+        <w:t xml:space="preserve"> </w:t>
+      </w:r>
+      <w:r>
+        <w:rPr>
+          <w:rtl/>
+        </w:rPr>
+        <w:t>הוגדרה לרוץ כשירות</w:t>
+      </w:r>
+      <w:r>
+        <w:t xml:space="preserve"> (Service) </w:t>
+      </w:r>
+      <w:r>
+        <w:rPr>
+          <w:rtl/>
+        </w:rPr>
+        <w:t xml:space="preserve">עצמאי מבוסס קונטיינר בתוך </w:t>
+      </w:r>
+      <w:r>
+        <w:rPr>
+          <w:rStyle w:val="HTMLCode"/>
+        </w:rPr>
+        <w:t>docker-</w:t>
+      </w:r>
+      <w:proofErr w:type="spellStart"/>
+      <w:r>
+        <w:rPr>
+          <w:rStyle w:val="HTMLCode"/>
+        </w:rPr>
+        <w:t>compose.yml</w:t>
+      </w:r>
+      <w:proofErr w:type="spellEnd"/>
+      <w:r>
+        <w:rPr>
+          <w:rFonts w:hint="cs"/>
+          <w:rtl/>
+        </w:rPr>
+        <w:t xml:space="preserve">, </w:t>
+      </w:r>
+      <w:r>
+        <w:t xml:space="preserve"> </w:t>
+      </w:r>
+      <w:r>
+        <w:rPr>
+          <w:rtl/>
+        </w:rPr>
+        <w:t>המקושר לשרת ה</w:t>
+      </w:r>
+      <w:r>
+        <w:rPr>
+          <w:rFonts w:hint="cs"/>
+          <w:rtl/>
+        </w:rPr>
+        <w:t>-</w:t>
+      </w:r>
+      <w:r>
+        <w:t>Web</w:t>
+      </w:r>
+      <w:r>
+        <w:rPr>
+          <w:rFonts w:hint="cs"/>
+          <w:rtl/>
+        </w:rPr>
+        <w:t xml:space="preserve"> </w:t>
+      </w:r>
+      <w:r>
+        <w:t xml:space="preserve"> </w:t>
+      </w:r>
+      <w:r>
+        <w:rPr>
+          <w:rtl/>
+        </w:rPr>
+        <w:t>דרך רשת פנימית לאבטחה וביצועים מקסימליים</w:t>
+      </w:r>
+      <w:r>
+        <w:t>.</w:t>
+      </w:r>
+    </w:p>
+    <w:p>
+      <w:pPr>
+        <w:pStyle w:val="NormalWeb"/>
+        <w:numPr>
+          <w:ilvl w:val="1"/>
+          <w:numId w:val="5"/>
+        </w:numPr>
+        <w:bidi/>
+        <w:jc w:val="both"/>
+      </w:pPr>
+      <w:r>
+        <w:rPr>
+          <w:b/>
+          <w:bCs/>
+          <w:rtl/>
+        </w:rPr>
+        <w:t>מיפוי נתונים</w:t>
+      </w:r>
+      <w:r>
+        <w:rPr>
+          <w:b/>
+          <w:bCs/>
+        </w:rPr>
+        <w:t xml:space="preserve"> </w:t>
+      </w:r>
+      <w:r>
+        <w:rPr>
+          <w:rFonts w:hint="cs"/>
+          <w:b/>
+          <w:bCs/>
+          <w:rtl/>
+        </w:rPr>
+        <w:t xml:space="preserve"> </w:t>
+      </w:r>
+      <w:r>
+        <w:rPr>
+          <w:b/>
+          <w:bCs/>
+        </w:rPr>
+        <w:t>(Volumes)</w:t>
+      </w:r>
+      <w:r>
+        <w:rPr>
+          <w:rFonts w:hint="cs"/>
+          <w:b/>
+          <w:bCs/>
+          <w:rtl/>
+        </w:rPr>
+        <w:t>:</w:t>
+      </w:r>
+      <w:r>
+        <w:t xml:space="preserve"> </w:t>
+      </w:r>
+      <w:r>
+        <w:rPr>
+          <w:rtl/>
+        </w:rPr>
+        <w:t>הוגדר שיתוף קבצים בין המחשב המארח למכולת ה</w:t>
+      </w:r>
+      <w:r>
+        <w:rPr>
+          <w:rFonts w:hint="cs"/>
+          <w:rtl/>
+        </w:rPr>
+        <w:t>-</w:t>
+      </w:r>
+      <w:proofErr w:type="spellStart"/>
+      <w:r>
+        <w:t>MindsDB</w:t>
+      </w:r>
+      <w:proofErr w:type="spellEnd"/>
+      <w:r>
+        <w:t xml:space="preserve"> </w:t>
+      </w:r>
+      <w:r>
+        <w:t xml:space="preserve"> </w:t>
+      </w:r>
+      <w:r>
+        <w:rPr>
+          <w:rFonts w:hint="cs"/>
+          <w:rtl/>
+        </w:rPr>
+        <w:t>(</w:t>
+      </w:r>
+      <w:r>
+        <w:rPr>
+          <w:rtl/>
+        </w:rPr>
+        <w:t xml:space="preserve">בנתיב </w:t>
+      </w:r>
+      <w:r>
+        <w:rPr>
+          <w:rStyle w:val="HTMLCode"/>
+        </w:rPr>
+        <w:t>/root/</w:t>
+      </w:r>
+      <w:proofErr w:type="spellStart"/>
+      <w:r>
+        <w:rPr>
+          <w:rStyle w:val="HTMLCode"/>
+        </w:rPr>
+        <w:t>mindsdb_data</w:t>
+      </w:r>
+      <w:proofErr w:type="spellEnd"/>
+      <w:r>
+        <w:rPr>
+          <w:rStyle w:val="HTMLCode"/>
+        </w:rPr>
+        <w:t>/</w:t>
+      </w:r>
+      <w:r>
+        <w:rPr>
+          <w:rFonts w:hint="cs"/>
+          <w:rtl/>
+        </w:rPr>
+        <w:t>),</w:t>
+      </w:r>
+      <w:r>
+        <w:t xml:space="preserve"> </w:t>
+      </w:r>
+      <w:r>
+        <w:rPr>
+          <w:rtl/>
+        </w:rPr>
+        <w:t>המאפשר לגישה ישירה ורציפה לקובץ ה</w:t>
+      </w:r>
+      <w:r>
+        <w:rPr>
+          <w:rFonts w:hint="cs"/>
+          <w:rtl/>
+        </w:rPr>
+        <w:t>-</w:t>
+      </w:r>
+      <w:r>
+        <w:t>SQLite</w:t>
+      </w:r>
+      <w:r>
+        <w:rPr>
+          <w:rFonts w:hint="cs"/>
+          <w:rtl/>
+        </w:rPr>
+        <w:t xml:space="preserve"> </w:t>
+      </w:r>
+      <w:r>
+        <w:t xml:space="preserve"> (</w:t>
+      </w:r>
+      <w:proofErr w:type="spellStart"/>
+      <w:r>
+        <w:rPr>
+          <w:rStyle w:val="HTMLCode"/>
+        </w:rPr>
+        <w:t>my_database.db</w:t>
+      </w:r>
+      <w:proofErr w:type="spellEnd"/>
+      <w:r>
+        <w:t xml:space="preserve">) </w:t>
+      </w:r>
+      <w:r>
+        <w:rPr>
+          <w:rFonts w:hint="cs"/>
+          <w:rtl/>
+        </w:rPr>
+        <w:t xml:space="preserve"> </w:t>
+      </w:r>
+      <w:r>
+        <w:rPr>
+          <w:rtl/>
+        </w:rPr>
+        <w:t>ללא צורך בשכפול נתונים</w:t>
+      </w:r>
+      <w:r>
+        <w:t>.</w:t>
+      </w:r>
+    </w:p>
+    <w:p>
+      <w:pPr>
+        <w:pStyle w:val="NormalWeb"/>
+        <w:numPr>
+          <w:ilvl w:val="1"/>
+          <w:numId w:val="5"/>
+        </w:numPr>
+        <w:bidi/>
+        <w:jc w:val="both"/>
+      </w:pPr>
+      <w:r>
+        <w:rPr>
+          <w:b/>
+          <w:bCs/>
+          <w:rtl/>
+        </w:rPr>
+        <w:t>חיבור בסיס הנתונים ל</w:t>
+      </w:r>
+      <w:r>
+        <w:rPr>
+          <w:rFonts w:hint="cs"/>
+          <w:b/>
+          <w:bCs/>
+          <w:rtl/>
+        </w:rPr>
+        <w:t>-</w:t>
+      </w:r>
+      <w:r>
+        <w:rPr>
+          <w:b/>
+          <w:bCs/>
+        </w:rPr>
+        <w:t>AI</w:t>
+      </w:r>
+      <w:r>
+        <w:rPr>
+          <w:rFonts w:hint="cs"/>
+          <w:b/>
+          <w:bCs/>
+          <w:rtl/>
+        </w:rPr>
+        <w:t>:</w:t>
+      </w:r>
+      <w:r>
+        <w:t xml:space="preserve"> </w:t>
+      </w:r>
+      <w:r>
+        <w:rPr>
+          <w:rtl/>
+        </w:rPr>
+        <w:t>חיבור ה</w:t>
+      </w:r>
+      <w:r>
+        <w:rPr>
+          <w:rFonts w:hint="cs"/>
+          <w:rtl/>
+        </w:rPr>
+        <w:t>-</w:t>
+      </w:r>
+      <w:r>
+        <w:t>SQLite</w:t>
+      </w:r>
+      <w:r>
+        <w:rPr>
+          <w:rFonts w:hint="cs"/>
+          <w:rtl/>
+        </w:rPr>
+        <w:t xml:space="preserve"> </w:t>
+      </w:r>
+      <w:r>
+        <w:t xml:space="preserve"> </w:t>
+      </w:r>
+      <w:r>
+        <w:rPr>
+          <w:rtl/>
+        </w:rPr>
+        <w:t>בוצע באופן ישיר דרך ממשק ה</w:t>
+      </w:r>
+      <w:r>
+        <w:rPr>
+          <w:rFonts w:hint="cs"/>
+          <w:rtl/>
+        </w:rPr>
+        <w:t>-</w:t>
+      </w:r>
+      <w:r>
+        <w:t xml:space="preserve">SQL Editor </w:t>
+      </w:r>
+      <w:r>
+        <w:rPr>
+          <w:rtl/>
+        </w:rPr>
+        <w:t>של</w:t>
+      </w:r>
+      <w:r>
+        <w:t xml:space="preserve"> </w:t>
+      </w:r>
+      <w:proofErr w:type="spellStart"/>
+      <w:r>
+        <w:t>MindsDB</w:t>
+      </w:r>
+      <w:proofErr w:type="spellEnd"/>
+      <w:r>
+        <w:t xml:space="preserve"> </w:t>
+      </w:r>
+      <w:r>
+        <w:rPr>
+          <w:rFonts w:hint="cs"/>
+          <w:rtl/>
+        </w:rPr>
+        <w:t>.</w:t>
+      </w:r>
+      <w:r>
+        <w:t xml:space="preserve"> </w:t>
+      </w:r>
+      <w:r>
+        <w:rPr>
+          <w:rtl/>
+        </w:rPr>
+        <w:t>הפעולה בוצעה באמצעות שאילתת מנוע ייעודית</w:t>
+      </w:r>
+      <w:r>
+        <w:t xml:space="preserve"> (</w:t>
+      </w:r>
+      <w:r>
+        <w:rPr>
+          <w:rStyle w:val="HTMLCode"/>
+        </w:rPr>
+        <w:t>CREATE DATABASE</w:t>
+      </w:r>
+      <w:r>
+        <w:t xml:space="preserve">) </w:t>
+      </w:r>
+      <w:r>
+        <w:rPr>
+          <w:rtl/>
+        </w:rPr>
+        <w:t>שחיברה את בסיס הנתונים של הפרויקט למוח של המערכת</w:t>
+      </w:r>
+      <w:r>
+        <w:t>.</w:t>
+      </w:r>
+    </w:p>
+    <w:p>
+      <w:pPr>
+        <w:pStyle w:val="NormalWeb"/>
+        <w:numPr>
+          <w:ilvl w:val="1"/>
+          <w:numId w:val="5"/>
+        </w:numPr>
+        <w:bidi/>
+        <w:jc w:val="both"/>
+      </w:pPr>
+      <w:r>
+        <w:rPr>
+          <w:b/>
+          <w:bCs/>
+          <w:rtl/>
+        </w:rPr>
+        <w:t>הקמת סוכן חכם</w:t>
+      </w:r>
+      <w:r>
+        <w:rPr>
+          <w:b/>
+          <w:bCs/>
+        </w:rPr>
+        <w:t xml:space="preserve"> </w:t>
+      </w:r>
+      <w:r>
+        <w:rPr>
+          <w:rFonts w:hint="cs"/>
+          <w:b/>
+          <w:bCs/>
+          <w:rtl/>
+        </w:rPr>
+        <w:t xml:space="preserve"> </w:t>
+      </w:r>
+      <w:r>
+        <w:rPr>
+          <w:b/>
+          <w:bCs/>
+        </w:rPr>
+        <w:t>(AI Agent)</w:t>
+      </w:r>
+      <w:r>
+        <w:rPr>
+          <w:rFonts w:hint="cs"/>
+          <w:b/>
+          <w:bCs/>
+          <w:rtl/>
+        </w:rPr>
+        <w:t>:</w:t>
+      </w:r>
+      <w:r>
+        <w:t xml:space="preserve"> </w:t>
+      </w:r>
+      <w:r>
+        <w:rPr>
+          <w:rtl/>
+        </w:rPr>
+        <w:t>במקום להסתמך על סקריפטים חיצוניים שמועדים לתקלות ריצה, נוצר מודל שפה באופן מובנה</w:t>
+      </w:r>
+      <w:r>
+        <w:t xml:space="preserve"> (</w:t>
+      </w:r>
+      <w:proofErr w:type="spellStart"/>
+      <w:r>
+        <w:rPr>
+          <w:rStyle w:val="HTMLCode"/>
+        </w:rPr>
+        <w:t>articles_agent</w:t>
+      </w:r>
+      <w:proofErr w:type="spellEnd"/>
+      <w:r>
+        <w:t xml:space="preserve">) </w:t>
+      </w:r>
+      <w:r>
+        <w:rPr>
+          <w:rtl/>
+        </w:rPr>
+        <w:t>מבוסס מנוע</w:t>
+      </w:r>
+      <w:r>
+        <w:t xml:space="preserve"> </w:t>
+      </w:r>
+      <w:r>
+        <w:rPr>
+          <w:rFonts w:hint="cs"/>
+          <w:rtl/>
+        </w:rPr>
+        <w:t xml:space="preserve"> </w:t>
+      </w:r>
+      <w:r>
+        <w:t>OpenAI</w:t>
+      </w:r>
+      <w:r>
+        <w:rPr>
+          <w:rFonts w:hint="cs"/>
+          <w:rtl/>
+        </w:rPr>
+        <w:t xml:space="preserve"> .</w:t>
+      </w:r>
+      <w:r>
+        <w:t xml:space="preserve"> </w:t>
+      </w:r>
+      <w:r>
+        <w:rPr>
+          <w:rtl/>
+        </w:rPr>
+        <w:t>המודל הוגדר עם תבנית הנחיות</w:t>
+      </w:r>
+      <w:r>
+        <w:t xml:space="preserve"> (Prompt Template) </w:t>
+      </w:r>
+      <w:r>
+        <w:rPr>
+          <w:rtl/>
+        </w:rPr>
+        <w:t xml:space="preserve">נוקשה, המורה לו לענות על שאלות משתמשים אך ורק על בסיס הנתונים שנשלפים מטבלת המאמרים שלנו, מה שמבטיח תשובות ממוקדות ואמינות </w:t>
+      </w:r>
+      <w:proofErr w:type="spellStart"/>
+      <w:r>
+        <w:rPr>
+          <w:rtl/>
+        </w:rPr>
+        <w:t>לדשבורד</w:t>
+      </w:r>
+      <w:proofErr w:type="spellEnd"/>
+      <w:r>
+        <w:t>.</w:t>
+      </w:r>
+    </w:p>
+    <w:p>
+      <w:pPr>
         <w:ind w:left="720"/>
         <w:rPr>
-          <w:rFonts w:asciiTheme="majorBidi" w:hAnsiTheme="majorBidi" w:cstheme="majorBidi"/>
+          <w:rFonts w:asciiTheme="majorBidi" w:hAnsiTheme="majorBidi" w:cstheme="majorBidi" w:hint="cs"/>
+          <w:rtl/>
         </w:rPr>
       </w:pPr>
       <w:r>
@@ -9378,7 +10000,14 @@
           <w:rFonts w:asciiTheme="majorBidi" w:hAnsiTheme="majorBidi" w:cstheme="majorBidi"/>
           <w:rtl/>
         </w:rPr>
-        <w:t>ואימון שלו כדי שיוכל לענות על שאלות חכמות על האוסף</w:t>
+        <w:t xml:space="preserve">ואימון שלו </w:t>
+      </w:r>
+      <w:r>
+        <w:rPr>
+          <w:rFonts w:asciiTheme="majorBidi" w:hAnsiTheme="majorBidi" w:cstheme="majorBidi" w:hint="cs"/>
+          <w:rtl/>
+        </w:rPr>
+        <w:t>למענה חכם</w:t>
       </w:r>
       <w:r>
         <w:rPr>
@@ -9391,18 +10020,1147 @@
       <w:pPr>
         <w:pStyle w:val="a9"/>
         <w:rPr>
-          <w:rFonts w:asciiTheme="majorBidi" w:hAnsiTheme="majorBidi" w:cstheme="majorBidi" w:hint="cs"/>
-          <w:rtl/>
-        </w:rPr>
-      </w:pPr>
-    </w:p>
-    <w:p>
-      <w:pPr>
-        <w:ind w:left="720"/>
-        <w:rPr>
-          <w:rFonts w:asciiTheme="majorBidi" w:hAnsiTheme="majorBidi" w:cstheme="majorBidi"/>
-        </w:rPr>
-      </w:pPr>
+          <w:rFonts w:asciiTheme="majorBidi" w:hAnsiTheme="majorBidi" w:cstheme="majorBidi"/>
+        </w:rPr>
+      </w:pPr>
+      <w:r>
+        <w:rPr>
+          <w:rFonts w:asciiTheme="majorBidi" w:hAnsiTheme="majorBidi" w:cstheme="majorBidi"/>
+          <w:rtl/>
+        </w:rPr>
+        <w:t xml:space="preserve">בשלב זה הוקם "המוח" של המערכת </w:t>
+      </w:r>
+      <w:r>
+        <w:rPr>
+          <w:rFonts w:asciiTheme="majorBidi" w:hAnsiTheme="majorBidi" w:cstheme="majorBidi" w:hint="cs"/>
+          <w:rtl/>
+        </w:rPr>
+        <w:t>-</w:t>
+      </w:r>
+      <w:r>
+        <w:rPr>
+          <w:rFonts w:asciiTheme="majorBidi" w:hAnsiTheme="majorBidi" w:cstheme="majorBidi"/>
+          <w:rtl/>
+        </w:rPr>
+        <w:t xml:space="preserve"> סוכן ה</w:t>
+      </w:r>
+      <w:r>
+        <w:rPr>
+          <w:rFonts w:asciiTheme="majorBidi" w:hAnsiTheme="majorBidi" w:cstheme="majorBidi" w:hint="cs"/>
+          <w:rtl/>
+        </w:rPr>
+        <w:t>-</w:t>
+      </w:r>
+      <w:r>
+        <w:rPr>
+          <w:rFonts w:asciiTheme="majorBidi" w:hAnsiTheme="majorBidi" w:cstheme="majorBidi"/>
+        </w:rPr>
+        <w:t xml:space="preserve"> (Agent)</w:t>
+      </w:r>
+      <w:r>
+        <w:rPr>
+          <w:rFonts w:asciiTheme="majorBidi" w:hAnsiTheme="majorBidi" w:cstheme="majorBidi"/>
+        </w:rPr>
+        <w:t xml:space="preserve"> </w:t>
+      </w:r>
+      <w:r>
+        <w:rPr>
+          <w:rFonts w:asciiTheme="majorBidi" w:hAnsiTheme="majorBidi" w:cstheme="majorBidi"/>
+        </w:rPr>
+        <w:t>AI</w:t>
+      </w:r>
+      <w:r>
+        <w:rPr>
+          <w:rFonts w:asciiTheme="majorBidi" w:hAnsiTheme="majorBidi" w:cstheme="majorBidi" w:hint="cs"/>
+          <w:rtl/>
+        </w:rPr>
+        <w:t xml:space="preserve"> </w:t>
+      </w:r>
+      <w:r>
+        <w:rPr>
+          <w:rFonts w:asciiTheme="majorBidi" w:hAnsiTheme="majorBidi" w:cstheme="majorBidi"/>
+        </w:rPr>
+        <w:t xml:space="preserve"> </w:t>
+      </w:r>
+      <w:r>
+        <w:rPr>
+          <w:rFonts w:asciiTheme="majorBidi" w:hAnsiTheme="majorBidi" w:cstheme="majorBidi"/>
+          <w:rtl/>
+        </w:rPr>
+        <w:t>שאחראי על עיבוד השפה הטבעית, ניתוח שאלות המשתמש ושליפת התובנות מתוך מאגר המאמרים</w:t>
+      </w:r>
+      <w:r>
+        <w:rPr>
+          <w:rFonts w:asciiTheme="majorBidi" w:hAnsiTheme="majorBidi" w:cstheme="majorBidi"/>
+        </w:rPr>
+        <w:t>:</w:t>
+      </w:r>
+    </w:p>
+    <w:p>
+      <w:pPr>
+        <w:pStyle w:val="a9"/>
+        <w:numPr>
+          <w:ilvl w:val="0"/>
+          <w:numId w:val="11"/>
+        </w:numPr>
+        <w:rPr>
+          <w:rFonts w:asciiTheme="majorBidi" w:hAnsiTheme="majorBidi" w:cstheme="majorBidi"/>
+        </w:rPr>
+      </w:pPr>
+      <w:r>
+        <w:rPr>
+          <w:rFonts w:asciiTheme="majorBidi" w:hAnsiTheme="majorBidi" w:cstheme="majorBidi"/>
+          <w:b/>
+          <w:bCs/>
+          <w:rtl/>
+        </w:rPr>
+        <w:t>הגדרת מנוע עיבוד שפה מתקדם</w:t>
+      </w:r>
+      <w:r>
+        <w:rPr>
+          <w:rFonts w:asciiTheme="majorBidi" w:hAnsiTheme="majorBidi" w:cstheme="majorBidi"/>
+          <w:b/>
+          <w:bCs/>
+        </w:rPr>
+        <w:t xml:space="preserve"> </w:t>
+      </w:r>
+      <w:r>
+        <w:rPr>
+          <w:rFonts w:asciiTheme="majorBidi" w:hAnsiTheme="majorBidi" w:cstheme="majorBidi" w:hint="cs"/>
+          <w:b/>
+          <w:bCs/>
+          <w:rtl/>
+        </w:rPr>
+        <w:t xml:space="preserve"> </w:t>
+      </w:r>
+      <w:r>
+        <w:rPr>
+          <w:rFonts w:asciiTheme="majorBidi" w:hAnsiTheme="majorBidi" w:cstheme="majorBidi"/>
+          <w:b/>
+          <w:bCs/>
+        </w:rPr>
+        <w:t>(LLM)</w:t>
+      </w:r>
+      <w:r>
+        <w:rPr>
+          <w:rFonts w:asciiTheme="majorBidi" w:hAnsiTheme="majorBidi" w:cstheme="majorBidi" w:hint="cs"/>
+          <w:b/>
+          <w:bCs/>
+          <w:rtl/>
+        </w:rPr>
+        <w:t xml:space="preserve">: </w:t>
+      </w:r>
+      <w:r>
+        <w:rPr>
+          <w:rFonts w:asciiTheme="majorBidi" w:hAnsiTheme="majorBidi" w:cstheme="majorBidi"/>
+        </w:rPr>
+        <w:t xml:space="preserve"> </w:t>
+      </w:r>
+      <w:r>
+        <w:rPr>
+          <w:rFonts w:asciiTheme="majorBidi" w:hAnsiTheme="majorBidi" w:cstheme="majorBidi"/>
+          <w:rtl/>
+        </w:rPr>
+        <w:t>הסוכן</w:t>
+      </w:r>
+      <w:r>
+        <w:rPr>
+          <w:rFonts w:asciiTheme="majorBidi" w:hAnsiTheme="majorBidi" w:cstheme="majorBidi"/>
+        </w:rPr>
+        <w:t xml:space="preserve"> (</w:t>
+      </w:r>
+      <w:proofErr w:type="spellStart"/>
+      <w:r>
+        <w:rPr>
+          <w:rFonts w:asciiTheme="majorBidi" w:hAnsiTheme="majorBidi" w:cstheme="majorBidi"/>
+        </w:rPr>
+        <w:t>articles_agent</w:t>
+      </w:r>
+      <w:proofErr w:type="spellEnd"/>
+      <w:r>
+        <w:rPr>
+          <w:rFonts w:asciiTheme="majorBidi" w:hAnsiTheme="majorBidi" w:cstheme="majorBidi"/>
+        </w:rPr>
+        <w:t xml:space="preserve">) </w:t>
+      </w:r>
+      <w:r>
+        <w:rPr>
+          <w:rFonts w:asciiTheme="majorBidi" w:hAnsiTheme="majorBidi" w:cstheme="majorBidi"/>
+          <w:rtl/>
+        </w:rPr>
+        <w:t>הוגדר בתוך</w:t>
+      </w:r>
+      <w:r>
+        <w:rPr>
+          <w:rFonts w:asciiTheme="majorBidi" w:hAnsiTheme="majorBidi" w:cstheme="majorBidi"/>
+        </w:rPr>
+        <w:t xml:space="preserve"> </w:t>
+      </w:r>
+      <w:proofErr w:type="spellStart"/>
+      <w:r>
+        <w:rPr>
+          <w:rFonts w:asciiTheme="majorBidi" w:hAnsiTheme="majorBidi" w:cstheme="majorBidi"/>
+        </w:rPr>
+        <w:t>MindsDB</w:t>
+      </w:r>
+      <w:proofErr w:type="spellEnd"/>
+      <w:r>
+        <w:rPr>
+          <w:rFonts w:asciiTheme="majorBidi" w:hAnsiTheme="majorBidi" w:cstheme="majorBidi"/>
+        </w:rPr>
+        <w:t xml:space="preserve"> </w:t>
+      </w:r>
+      <w:r>
+        <w:rPr>
+          <w:rFonts w:asciiTheme="majorBidi" w:hAnsiTheme="majorBidi" w:cstheme="majorBidi"/>
+          <w:rtl/>
+        </w:rPr>
+        <w:t>תוך שימוש בתשתית</w:t>
+      </w:r>
+      <w:r>
+        <w:rPr>
+          <w:rFonts w:asciiTheme="majorBidi" w:hAnsiTheme="majorBidi" w:cstheme="majorBidi"/>
+        </w:rPr>
+        <w:t xml:space="preserve"> </w:t>
+      </w:r>
+      <w:proofErr w:type="spellStart"/>
+      <w:r>
+        <w:rPr>
+          <w:rFonts w:asciiTheme="majorBidi" w:hAnsiTheme="majorBidi" w:cstheme="majorBidi"/>
+        </w:rPr>
+        <w:t>OpenRouter</w:t>
+      </w:r>
+      <w:proofErr w:type="spellEnd"/>
+      <w:r>
+        <w:rPr>
+          <w:rFonts w:asciiTheme="majorBidi" w:hAnsiTheme="majorBidi" w:cstheme="majorBidi"/>
+        </w:rPr>
+        <w:t xml:space="preserve"> </w:t>
+      </w:r>
+      <w:r>
+        <w:rPr>
+          <w:rFonts w:asciiTheme="majorBidi" w:hAnsiTheme="majorBidi" w:cstheme="majorBidi" w:hint="cs"/>
+          <w:rtl/>
+        </w:rPr>
+        <w:t>(</w:t>
+      </w:r>
+      <w:r>
+        <w:rPr>
+          <w:rFonts w:asciiTheme="majorBidi" w:hAnsiTheme="majorBidi" w:cstheme="majorBidi"/>
+          <w:rtl/>
+        </w:rPr>
+        <w:t>כ</w:t>
+      </w:r>
+      <w:r>
+        <w:rPr>
+          <w:rFonts w:asciiTheme="majorBidi" w:hAnsiTheme="majorBidi" w:cstheme="majorBidi" w:hint="cs"/>
+          <w:rtl/>
+        </w:rPr>
+        <w:t>-</w:t>
+      </w:r>
+      <w:r>
+        <w:rPr>
+          <w:rFonts w:asciiTheme="majorBidi" w:hAnsiTheme="majorBidi" w:cstheme="majorBidi"/>
+        </w:rPr>
+        <w:t>Base URL</w:t>
+      </w:r>
+      <w:r>
+        <w:rPr>
+          <w:rFonts w:asciiTheme="majorBidi" w:hAnsiTheme="majorBidi" w:cstheme="majorBidi" w:hint="cs"/>
+          <w:rtl/>
+        </w:rPr>
+        <w:t xml:space="preserve"> </w:t>
+      </w:r>
+      <w:r>
+        <w:rPr>
+          <w:rFonts w:asciiTheme="majorBidi" w:hAnsiTheme="majorBidi" w:cstheme="majorBidi"/>
+        </w:rPr>
+        <w:t xml:space="preserve"> </w:t>
+      </w:r>
+      <w:r>
+        <w:rPr>
+          <w:rFonts w:asciiTheme="majorBidi" w:hAnsiTheme="majorBidi" w:cstheme="majorBidi"/>
+          <w:rtl/>
+        </w:rPr>
+        <w:t>תחת ה</w:t>
+      </w:r>
+      <w:r>
+        <w:rPr>
+          <w:rFonts w:asciiTheme="majorBidi" w:hAnsiTheme="majorBidi" w:cstheme="majorBidi" w:hint="cs"/>
+          <w:rtl/>
+        </w:rPr>
+        <w:t>-</w:t>
+      </w:r>
+      <w:r>
+        <w:rPr>
+          <w:rFonts w:asciiTheme="majorBidi" w:hAnsiTheme="majorBidi" w:cstheme="majorBidi"/>
+        </w:rPr>
+        <w:t>Provider</w:t>
+      </w:r>
+      <w:r>
+        <w:rPr>
+          <w:rFonts w:asciiTheme="majorBidi" w:hAnsiTheme="majorBidi" w:cstheme="majorBidi" w:hint="cs"/>
+          <w:rtl/>
+        </w:rPr>
+        <w:t xml:space="preserve"> </w:t>
+      </w:r>
+      <w:r>
+        <w:rPr>
+          <w:rFonts w:asciiTheme="majorBidi" w:hAnsiTheme="majorBidi" w:cstheme="majorBidi"/>
+        </w:rPr>
+        <w:t xml:space="preserve"> </w:t>
+      </w:r>
+      <w:r>
+        <w:rPr>
+          <w:rFonts w:asciiTheme="majorBidi" w:hAnsiTheme="majorBidi" w:cstheme="majorBidi"/>
+          <w:rtl/>
+        </w:rPr>
+        <w:t>של</w:t>
+      </w:r>
+      <w:r>
+        <w:rPr>
+          <w:rFonts w:asciiTheme="majorBidi" w:hAnsiTheme="majorBidi" w:cstheme="majorBidi"/>
+        </w:rPr>
+        <w:t xml:space="preserve"> </w:t>
+      </w:r>
+      <w:r>
+        <w:rPr>
+          <w:rFonts w:asciiTheme="majorBidi" w:hAnsiTheme="majorBidi" w:cstheme="majorBidi" w:hint="cs"/>
+          <w:rtl/>
+        </w:rPr>
+        <w:t xml:space="preserve"> </w:t>
+      </w:r>
+      <w:r>
+        <w:rPr>
+          <w:rFonts w:asciiTheme="majorBidi" w:hAnsiTheme="majorBidi" w:cstheme="majorBidi"/>
+        </w:rPr>
+        <w:t>OpenAI</w:t>
+      </w:r>
+      <w:r>
+        <w:rPr>
+          <w:rFonts w:asciiTheme="majorBidi" w:hAnsiTheme="majorBidi" w:cstheme="majorBidi" w:hint="cs"/>
+          <w:rtl/>
+        </w:rPr>
+        <w:t>).</w:t>
+      </w:r>
+      <w:r>
+        <w:rPr>
+          <w:rFonts w:asciiTheme="majorBidi" w:hAnsiTheme="majorBidi" w:cstheme="majorBidi"/>
+        </w:rPr>
+        <w:t xml:space="preserve"> </w:t>
+      </w:r>
+      <w:r>
+        <w:rPr>
+          <w:rFonts w:asciiTheme="majorBidi" w:hAnsiTheme="majorBidi" w:cstheme="majorBidi"/>
+          <w:rtl/>
+        </w:rPr>
+        <w:t xml:space="preserve">החלטה ארכיטקטונית זו מאפשרת גישה גמישה ודינמית למודלי שפה שונים (כגון </w:t>
+      </w:r>
+      <w:proofErr w:type="spellStart"/>
+      <w:r>
+        <w:rPr>
+          <w:rFonts w:asciiTheme="majorBidi" w:hAnsiTheme="majorBidi" w:cstheme="majorBidi"/>
+        </w:rPr>
+        <w:t>openrouter</w:t>
+      </w:r>
+      <w:proofErr w:type="spellEnd"/>
+      <w:r>
+        <w:rPr>
+          <w:rFonts w:asciiTheme="majorBidi" w:hAnsiTheme="majorBidi" w:cstheme="majorBidi"/>
+        </w:rPr>
+        <w:t>/free</w:t>
+      </w:r>
+      <w:r>
+        <w:rPr>
+          <w:rFonts w:asciiTheme="majorBidi" w:hAnsiTheme="majorBidi" w:cstheme="majorBidi" w:hint="cs"/>
+          <w:rtl/>
+        </w:rPr>
+        <w:t>)</w:t>
+      </w:r>
+      <w:r>
+        <w:rPr>
+          <w:rFonts w:asciiTheme="majorBidi" w:hAnsiTheme="majorBidi" w:cstheme="majorBidi"/>
+        </w:rPr>
+        <w:t xml:space="preserve"> </w:t>
+      </w:r>
+      <w:r>
+        <w:rPr>
+          <w:rFonts w:asciiTheme="majorBidi" w:hAnsiTheme="majorBidi" w:cstheme="majorBidi"/>
+          <w:rtl/>
+        </w:rPr>
+        <w:t>תוך ייעול עלויות ומיקסום ביצועים</w:t>
+      </w:r>
+      <w:r>
+        <w:rPr>
+          <w:rFonts w:asciiTheme="majorBidi" w:hAnsiTheme="majorBidi" w:cstheme="majorBidi"/>
+        </w:rPr>
+        <w:t>.</w:t>
+      </w:r>
+    </w:p>
+    <w:p>
+      <w:pPr>
+        <w:pStyle w:val="a9"/>
+        <w:numPr>
+          <w:ilvl w:val="0"/>
+          <w:numId w:val="11"/>
+        </w:numPr>
+        <w:rPr>
+          <w:rFonts w:asciiTheme="majorBidi" w:hAnsiTheme="majorBidi" w:cstheme="majorBidi"/>
+        </w:rPr>
+      </w:pPr>
+      <w:r>
+        <w:rPr>
+          <w:rFonts w:asciiTheme="majorBidi" w:hAnsiTheme="majorBidi" w:cstheme="majorBidi"/>
+          <w:b/>
+          <w:bCs/>
+          <w:rtl/>
+        </w:rPr>
+        <w:t>עיגון נתונים פנימי</w:t>
+      </w:r>
+      <w:r>
+        <w:rPr>
+          <w:rFonts w:asciiTheme="majorBidi" w:hAnsiTheme="majorBidi" w:cstheme="majorBidi" w:hint="cs"/>
+          <w:b/>
+          <w:bCs/>
+          <w:rtl/>
+        </w:rPr>
+        <w:t xml:space="preserve"> </w:t>
+      </w:r>
+      <w:r>
+        <w:rPr>
+          <w:rFonts w:asciiTheme="majorBidi" w:hAnsiTheme="majorBidi" w:cstheme="majorBidi"/>
+          <w:b/>
+          <w:bCs/>
+        </w:rPr>
+        <w:t xml:space="preserve"> (Data Grounding)</w:t>
+      </w:r>
+      <w:r>
+        <w:rPr>
+          <w:rFonts w:asciiTheme="majorBidi" w:hAnsiTheme="majorBidi" w:cstheme="majorBidi" w:hint="cs"/>
+          <w:b/>
+          <w:bCs/>
+          <w:rtl/>
+        </w:rPr>
+        <w:t>:</w:t>
+      </w:r>
+      <w:r>
+        <w:rPr>
+          <w:rFonts w:asciiTheme="majorBidi" w:hAnsiTheme="majorBidi" w:cstheme="majorBidi"/>
+        </w:rPr>
+        <w:t xml:space="preserve"> </w:t>
+      </w:r>
+      <w:r>
+        <w:rPr>
+          <w:rFonts w:asciiTheme="majorBidi" w:hAnsiTheme="majorBidi" w:cstheme="majorBidi"/>
+          <w:rtl/>
+        </w:rPr>
+        <w:t>על מנת למנוע הזיות</w:t>
+      </w:r>
+      <w:r>
+        <w:rPr>
+          <w:rFonts w:asciiTheme="majorBidi" w:hAnsiTheme="majorBidi" w:cstheme="majorBidi"/>
+        </w:rPr>
+        <w:t xml:space="preserve"> (Hallucinations) </w:t>
+      </w:r>
+      <w:r>
+        <w:rPr>
+          <w:rFonts w:asciiTheme="majorBidi" w:hAnsiTheme="majorBidi" w:cstheme="majorBidi"/>
+          <w:rtl/>
+        </w:rPr>
+        <w:t>של מודל השפה ולשפר את מהירות השליפה, קובץ הנתונים המקורי</w:t>
+      </w:r>
+      <w:r>
+        <w:rPr>
+          <w:rFonts w:asciiTheme="majorBidi" w:hAnsiTheme="majorBidi" w:cstheme="majorBidi"/>
+        </w:rPr>
+        <w:t xml:space="preserve"> (opps.csv) </w:t>
+      </w:r>
+      <w:r>
+        <w:rPr>
+          <w:rFonts w:asciiTheme="majorBidi" w:hAnsiTheme="majorBidi" w:cstheme="majorBidi"/>
+          <w:rtl/>
+        </w:rPr>
+        <w:t>נטען ישירות למערכת הקבצים הפנימית של</w:t>
+      </w:r>
+      <w:r>
+        <w:rPr>
+          <w:rFonts w:asciiTheme="majorBidi" w:hAnsiTheme="majorBidi" w:cstheme="majorBidi"/>
+        </w:rPr>
+        <w:t xml:space="preserve"> </w:t>
+      </w:r>
+      <w:proofErr w:type="spellStart"/>
+      <w:r>
+        <w:rPr>
+          <w:rFonts w:asciiTheme="majorBidi" w:hAnsiTheme="majorBidi" w:cstheme="majorBidi"/>
+        </w:rPr>
+        <w:t>MindsDB</w:t>
+      </w:r>
+      <w:proofErr w:type="spellEnd"/>
+      <w:r>
+        <w:rPr>
+          <w:rFonts w:asciiTheme="majorBidi" w:hAnsiTheme="majorBidi" w:cstheme="majorBidi"/>
+        </w:rPr>
+        <w:t xml:space="preserve"> </w:t>
+      </w:r>
+      <w:r>
+        <w:rPr>
+          <w:rFonts w:asciiTheme="majorBidi" w:hAnsiTheme="majorBidi" w:cstheme="majorBidi"/>
+          <w:rtl/>
+        </w:rPr>
+        <w:t xml:space="preserve">תחת המזהה </w:t>
+      </w:r>
+      <w:proofErr w:type="spellStart"/>
+      <w:r>
+        <w:rPr>
+          <w:rFonts w:asciiTheme="majorBidi" w:hAnsiTheme="majorBidi" w:cstheme="majorBidi"/>
+        </w:rPr>
+        <w:t>files.opps</w:t>
+      </w:r>
+      <w:proofErr w:type="spellEnd"/>
+      <w:r>
+        <w:rPr>
+          <w:rFonts w:asciiTheme="majorBidi" w:hAnsiTheme="majorBidi" w:cstheme="majorBidi" w:hint="cs"/>
+          <w:rtl/>
+        </w:rPr>
+        <w:t>.</w:t>
+      </w:r>
+      <w:r>
+        <w:rPr>
+          <w:rFonts w:asciiTheme="majorBidi" w:hAnsiTheme="majorBidi" w:cstheme="majorBidi"/>
+        </w:rPr>
+        <w:t xml:space="preserve"> </w:t>
+      </w:r>
+      <w:r>
+        <w:rPr>
+          <w:rFonts w:asciiTheme="majorBidi" w:hAnsiTheme="majorBidi" w:cstheme="majorBidi"/>
+          <w:rtl/>
+        </w:rPr>
+        <w:t>מודל ה</w:t>
+      </w:r>
+      <w:r>
+        <w:rPr>
+          <w:rFonts w:asciiTheme="majorBidi" w:hAnsiTheme="majorBidi" w:cstheme="majorBidi" w:hint="cs"/>
+          <w:rtl/>
+        </w:rPr>
+        <w:t>-</w:t>
+      </w:r>
+      <w:r>
+        <w:rPr>
+          <w:rFonts w:asciiTheme="majorBidi" w:hAnsiTheme="majorBidi" w:cstheme="majorBidi"/>
+        </w:rPr>
+        <w:t>AI</w:t>
+      </w:r>
+      <w:r>
+        <w:rPr>
+          <w:rFonts w:asciiTheme="majorBidi" w:hAnsiTheme="majorBidi" w:cstheme="majorBidi"/>
+        </w:rPr>
+        <w:t xml:space="preserve"> </w:t>
+      </w:r>
+      <w:r>
+        <w:rPr>
+          <w:rFonts w:asciiTheme="majorBidi" w:hAnsiTheme="majorBidi" w:cstheme="majorBidi"/>
+        </w:rPr>
+        <w:t xml:space="preserve"> </w:t>
+      </w:r>
+      <w:r>
+        <w:rPr>
+          <w:rFonts w:asciiTheme="majorBidi" w:hAnsiTheme="majorBidi" w:cstheme="majorBidi"/>
+          <w:rtl/>
+        </w:rPr>
+        <w:t>קושר ישירות לטבלה זו כמקור הידע הבלעדי שלו לתשובות</w:t>
+      </w:r>
+      <w:r>
+        <w:rPr>
+          <w:rFonts w:asciiTheme="majorBidi" w:hAnsiTheme="majorBidi" w:cstheme="majorBidi"/>
+        </w:rPr>
+        <w:t>.</w:t>
+      </w:r>
+    </w:p>
+    <w:p>
+      <w:pPr>
+        <w:pStyle w:val="a9"/>
+        <w:numPr>
+          <w:ilvl w:val="0"/>
+          <w:numId w:val="11"/>
+        </w:numPr>
+        <w:rPr>
+          <w:rFonts w:asciiTheme="majorBidi" w:hAnsiTheme="majorBidi" w:cstheme="majorBidi"/>
+        </w:rPr>
+      </w:pPr>
+      <w:r>
+        <w:rPr>
+          <w:rFonts w:asciiTheme="majorBidi" w:hAnsiTheme="majorBidi" w:cstheme="majorBidi"/>
+          <w:b/>
+          <w:bCs/>
+          <w:rtl/>
+        </w:rPr>
+        <w:t>הנדסת הנחיות</w:t>
+      </w:r>
+      <w:r>
+        <w:rPr>
+          <w:rFonts w:asciiTheme="majorBidi" w:hAnsiTheme="majorBidi" w:cstheme="majorBidi"/>
+          <w:b/>
+          <w:bCs/>
+        </w:rPr>
+        <w:t xml:space="preserve"> </w:t>
+      </w:r>
+      <w:r>
+        <w:rPr>
+          <w:rFonts w:asciiTheme="majorBidi" w:hAnsiTheme="majorBidi" w:cstheme="majorBidi" w:hint="cs"/>
+          <w:b/>
+          <w:bCs/>
+          <w:rtl/>
+        </w:rPr>
+        <w:t xml:space="preserve"> </w:t>
+      </w:r>
+      <w:r>
+        <w:rPr>
+          <w:rFonts w:asciiTheme="majorBidi" w:hAnsiTheme="majorBidi" w:cstheme="majorBidi"/>
+          <w:b/>
+          <w:bCs/>
+        </w:rPr>
+        <w:t>(Prompt Engineering)</w:t>
+      </w:r>
+      <w:r>
+        <w:rPr>
+          <w:rFonts w:asciiTheme="majorBidi" w:hAnsiTheme="majorBidi" w:cstheme="majorBidi" w:hint="cs"/>
+          <w:b/>
+          <w:bCs/>
+          <w:rtl/>
+        </w:rPr>
+        <w:t>:</w:t>
+      </w:r>
+      <w:r>
+        <w:rPr>
+          <w:rFonts w:asciiTheme="majorBidi" w:hAnsiTheme="majorBidi" w:cstheme="majorBidi"/>
+        </w:rPr>
+        <w:t xml:space="preserve"> </w:t>
+      </w:r>
+      <w:r>
+        <w:rPr>
+          <w:rFonts w:asciiTheme="majorBidi" w:hAnsiTheme="majorBidi" w:cstheme="majorBidi"/>
+          <w:rtl/>
+        </w:rPr>
+        <w:t>לסוכן הוגדרה תבנית הנחיות מערכתית</w:t>
+      </w:r>
+      <w:r>
+        <w:rPr>
+          <w:rFonts w:asciiTheme="majorBidi" w:hAnsiTheme="majorBidi" w:cstheme="majorBidi"/>
+        </w:rPr>
+        <w:t xml:space="preserve"> </w:t>
+      </w:r>
+      <w:r>
+        <w:rPr>
+          <w:rFonts w:asciiTheme="majorBidi" w:hAnsiTheme="majorBidi" w:cstheme="majorBidi" w:hint="cs"/>
+          <w:rtl/>
+        </w:rPr>
+        <w:t>(</w:t>
+      </w:r>
+      <w:r>
+        <w:rPr>
+          <w:rFonts w:asciiTheme="majorBidi" w:hAnsiTheme="majorBidi" w:cstheme="majorBidi"/>
+        </w:rPr>
+        <w:t>Prompt Template</w:t>
+      </w:r>
+      <w:r>
+        <w:rPr>
+          <w:rFonts w:asciiTheme="majorBidi" w:hAnsiTheme="majorBidi" w:cstheme="majorBidi" w:hint="cs"/>
+          <w:rtl/>
+        </w:rPr>
+        <w:t>)</w:t>
+      </w:r>
+      <w:r>
+        <w:rPr>
+          <w:rFonts w:asciiTheme="majorBidi" w:hAnsiTheme="majorBidi" w:cstheme="majorBidi"/>
+        </w:rPr>
+        <w:t xml:space="preserve"> </w:t>
+      </w:r>
+      <w:r>
+        <w:rPr>
+          <w:rFonts w:asciiTheme="majorBidi" w:hAnsiTheme="majorBidi" w:cstheme="majorBidi"/>
+          <w:rtl/>
+        </w:rPr>
+        <w:t>נוקשה, המגדירה את תפקידו הבלעדי ("אנליסט למאמרי חולשות קוד פתוח"). ההנחיה מחייבת את הסוכן להתבסס אך ורק על העובדות הקיימות בקובץ הנתונים, ולהצהיר בבירור במידה והמידע הנדרש אינו קיים במסד. גישה זו מבטיחה אמינות דאטה</w:t>
+      </w:r>
+      <w:r>
+        <w:rPr>
+          <w:rFonts w:asciiTheme="majorBidi" w:hAnsiTheme="majorBidi" w:cstheme="majorBidi"/>
+        </w:rPr>
+        <w:t xml:space="preserve"> (Data Integrity) </w:t>
+      </w:r>
+      <w:r>
+        <w:rPr>
+          <w:rFonts w:asciiTheme="majorBidi" w:hAnsiTheme="majorBidi" w:cstheme="majorBidi"/>
+          <w:rtl/>
+        </w:rPr>
+        <w:t>ברמה גבוהה מול משתמש הקצה</w:t>
+      </w:r>
+      <w:r>
+        <w:rPr>
+          <w:rFonts w:asciiTheme="majorBidi" w:hAnsiTheme="majorBidi" w:cstheme="majorBidi"/>
+        </w:rPr>
+        <w:t>.</w:t>
+      </w:r>
+    </w:p>
+    <w:p>
+      <w:pPr>
+        <w:pStyle w:val="a9"/>
+        <w:numPr>
+          <w:ilvl w:val="0"/>
+          <w:numId w:val="11"/>
+        </w:numPr>
+        <w:rPr>
+          <w:rFonts w:asciiTheme="majorBidi" w:hAnsiTheme="majorBidi" w:cstheme="majorBidi"/>
+        </w:rPr>
+      </w:pPr>
+      <w:r>
+        <w:rPr>
+          <w:rFonts w:asciiTheme="majorBidi" w:hAnsiTheme="majorBidi" w:cstheme="majorBidi"/>
+          <w:b/>
+          <w:bCs/>
+          <w:rtl/>
+        </w:rPr>
+        <w:t>אימות וולידציה</w:t>
+      </w:r>
+      <w:r>
+        <w:rPr>
+          <w:rFonts w:asciiTheme="majorBidi" w:hAnsiTheme="majorBidi" w:cstheme="majorBidi" w:hint="cs"/>
+          <w:b/>
+          <w:bCs/>
+          <w:rtl/>
+        </w:rPr>
+        <w:t xml:space="preserve"> </w:t>
+      </w:r>
+      <w:r>
+        <w:rPr>
+          <w:rFonts w:asciiTheme="majorBidi" w:hAnsiTheme="majorBidi" w:cstheme="majorBidi"/>
+          <w:b/>
+          <w:bCs/>
+        </w:rPr>
+        <w:t xml:space="preserve"> (Validation Testing)</w:t>
+      </w:r>
+      <w:r>
+        <w:rPr>
+          <w:rFonts w:asciiTheme="majorBidi" w:hAnsiTheme="majorBidi" w:cstheme="majorBidi" w:hint="cs"/>
+          <w:b/>
+          <w:bCs/>
+          <w:rtl/>
+        </w:rPr>
+        <w:t>:</w:t>
+      </w:r>
+      <w:r>
+        <w:rPr>
+          <w:rFonts w:asciiTheme="majorBidi" w:hAnsiTheme="majorBidi" w:cstheme="majorBidi"/>
+        </w:rPr>
+        <w:t xml:space="preserve"> </w:t>
+      </w:r>
+      <w:r>
+        <w:rPr>
+          <w:rFonts w:asciiTheme="majorBidi" w:hAnsiTheme="majorBidi" w:cstheme="majorBidi"/>
+          <w:rtl/>
+        </w:rPr>
+        <w:t>טרם חיבור הסוכן לנקודת הקצה בשרת ה</w:t>
+      </w:r>
+      <w:r>
+        <w:rPr>
+          <w:rFonts w:asciiTheme="majorBidi" w:hAnsiTheme="majorBidi" w:cstheme="majorBidi" w:hint="cs"/>
+          <w:rtl/>
+        </w:rPr>
+        <w:t>-</w:t>
+      </w:r>
+      <w:r>
+        <w:rPr>
+          <w:rFonts w:asciiTheme="majorBidi" w:hAnsiTheme="majorBidi" w:cstheme="majorBidi"/>
+        </w:rPr>
+        <w:t>Flask</w:t>
+      </w:r>
+      <w:r>
+        <w:rPr>
+          <w:rFonts w:asciiTheme="majorBidi" w:hAnsiTheme="majorBidi" w:cstheme="majorBidi" w:hint="cs"/>
+          <w:rtl/>
+        </w:rPr>
+        <w:t xml:space="preserve">         </w:t>
+      </w:r>
+      <w:r>
+        <w:rPr>
+          <w:rFonts w:asciiTheme="majorBidi" w:hAnsiTheme="majorBidi" w:cstheme="majorBidi"/>
+        </w:rPr>
+        <w:t xml:space="preserve"> </w:t>
+      </w:r>
+      <w:r>
+        <w:rPr>
+          <w:rFonts w:asciiTheme="majorBidi" w:hAnsiTheme="majorBidi" w:cstheme="majorBidi" w:hint="cs"/>
+          <w:rtl/>
+        </w:rPr>
+        <w:t>(</w:t>
+      </w:r>
+      <w:proofErr w:type="spellStart"/>
+      <w:r>
+        <w:rPr>
+          <w:rFonts w:asciiTheme="majorBidi" w:hAnsiTheme="majorBidi" w:cstheme="majorBidi"/>
+          <w:rtl/>
+        </w:rPr>
+        <w:t>הראוט</w:t>
+      </w:r>
+      <w:proofErr w:type="spellEnd"/>
+      <w:r>
+        <w:rPr>
+          <w:rFonts w:asciiTheme="majorBidi" w:hAnsiTheme="majorBidi" w:cstheme="majorBidi"/>
+          <w:rtl/>
+        </w:rPr>
+        <w:t xml:space="preserve"> </w:t>
+      </w:r>
+      <w:r>
+        <w:rPr>
+          <w:rFonts w:asciiTheme="majorBidi" w:hAnsiTheme="majorBidi" w:cstheme="majorBidi"/>
+        </w:rPr>
+        <w:t>/ask</w:t>
+      </w:r>
+      <w:r>
+        <w:rPr>
+          <w:rFonts w:asciiTheme="majorBidi" w:hAnsiTheme="majorBidi" w:cstheme="majorBidi" w:hint="cs"/>
+          <w:rtl/>
+        </w:rPr>
+        <w:t>),</w:t>
+      </w:r>
+      <w:r>
+        <w:rPr>
+          <w:rFonts w:asciiTheme="majorBidi" w:hAnsiTheme="majorBidi" w:cstheme="majorBidi"/>
+        </w:rPr>
+        <w:t xml:space="preserve"> </w:t>
+      </w:r>
+      <w:r>
+        <w:rPr>
+          <w:rFonts w:asciiTheme="majorBidi" w:hAnsiTheme="majorBidi" w:cstheme="majorBidi"/>
+          <w:rtl/>
+        </w:rPr>
+        <w:t>בוצעו סדרת בדיקות אינטגרציה דרך עורך ה</w:t>
+      </w:r>
+      <w:r>
+        <w:rPr>
+          <w:rFonts w:asciiTheme="majorBidi" w:hAnsiTheme="majorBidi" w:cstheme="majorBidi" w:hint="cs"/>
+          <w:rtl/>
+        </w:rPr>
+        <w:t>-</w:t>
+      </w:r>
+      <w:r>
+        <w:rPr>
+          <w:rFonts w:asciiTheme="majorBidi" w:hAnsiTheme="majorBidi" w:cstheme="majorBidi"/>
+        </w:rPr>
+        <w:t>SQL</w:t>
+      </w:r>
+      <w:r>
+        <w:rPr>
+          <w:rFonts w:asciiTheme="majorBidi" w:hAnsiTheme="majorBidi" w:cstheme="majorBidi" w:hint="cs"/>
+          <w:rtl/>
+        </w:rPr>
+        <w:t xml:space="preserve"> </w:t>
+      </w:r>
+      <w:r>
+        <w:rPr>
+          <w:rFonts w:asciiTheme="majorBidi" w:hAnsiTheme="majorBidi" w:cstheme="majorBidi"/>
+        </w:rPr>
+        <w:t xml:space="preserve"> </w:t>
+      </w:r>
+      <w:r>
+        <w:rPr>
+          <w:rFonts w:asciiTheme="majorBidi" w:hAnsiTheme="majorBidi" w:cstheme="majorBidi"/>
+          <w:rtl/>
+        </w:rPr>
+        <w:t>המובנה של</w:t>
+      </w:r>
+      <w:r>
+        <w:rPr>
+          <w:rFonts w:asciiTheme="majorBidi" w:hAnsiTheme="majorBidi" w:cstheme="majorBidi"/>
+        </w:rPr>
+        <w:t xml:space="preserve"> </w:t>
+      </w:r>
+      <w:proofErr w:type="spellStart"/>
+      <w:r>
+        <w:rPr>
+          <w:rFonts w:asciiTheme="majorBidi" w:hAnsiTheme="majorBidi" w:cstheme="majorBidi"/>
+        </w:rPr>
+        <w:t>MindsDB</w:t>
+      </w:r>
+      <w:proofErr w:type="spellEnd"/>
+      <w:r>
+        <w:rPr>
+          <w:rFonts w:asciiTheme="majorBidi" w:hAnsiTheme="majorBidi" w:cstheme="majorBidi" w:hint="cs"/>
+          <w:rtl/>
+        </w:rPr>
+        <w:t>.</w:t>
+      </w:r>
+      <w:r>
+        <w:rPr>
+          <w:rFonts w:asciiTheme="majorBidi" w:hAnsiTheme="majorBidi" w:cstheme="majorBidi"/>
+        </w:rPr>
+        <w:t xml:space="preserve"> </w:t>
+      </w:r>
+      <w:r>
+        <w:rPr>
+          <w:rFonts w:asciiTheme="majorBidi" w:hAnsiTheme="majorBidi" w:cstheme="majorBidi"/>
+          <w:rtl/>
+        </w:rPr>
+        <w:t xml:space="preserve">הבדיקות כללו הרצת שאילתות מורכבות </w:t>
+      </w:r>
+    </w:p>
+    <w:p>
+      <w:pPr>
+        <w:pStyle w:val="a9"/>
+        <w:rPr>
+          <w:rFonts w:asciiTheme="majorBidi" w:hAnsiTheme="majorBidi" w:cstheme="majorBidi"/>
+          <w:rtl/>
+        </w:rPr>
+      </w:pPr>
+      <w:r>
+        <w:rPr>
+          <w:rFonts w:asciiTheme="majorBidi" w:hAnsiTheme="majorBidi" w:cstheme="majorBidi"/>
+          <w:rtl/>
+        </w:rPr>
+        <w:t xml:space="preserve">(כגון </w:t>
+      </w:r>
+      <w:r>
+        <w:rPr>
+          <w:rFonts w:asciiTheme="majorBidi" w:hAnsiTheme="majorBidi" w:cstheme="majorBidi"/>
+        </w:rPr>
+        <w:t xml:space="preserve">SELECT answer FROM </w:t>
+      </w:r>
+      <w:proofErr w:type="spellStart"/>
+      <w:r>
+        <w:rPr>
+          <w:rFonts w:asciiTheme="majorBidi" w:hAnsiTheme="majorBidi" w:cstheme="majorBidi"/>
+        </w:rPr>
+        <w:t>articles_agent</w:t>
+      </w:r>
+      <w:proofErr w:type="spellEnd"/>
+      <w:r>
+        <w:rPr>
+          <w:rFonts w:asciiTheme="majorBidi" w:hAnsiTheme="majorBidi" w:cstheme="majorBidi"/>
+        </w:rPr>
+        <w:t xml:space="preserve"> WHERE question = ...</w:t>
+      </w:r>
+      <w:r>
+        <w:rPr>
+          <w:rFonts w:asciiTheme="majorBidi" w:hAnsiTheme="majorBidi" w:cstheme="majorBidi" w:hint="cs"/>
+          <w:rtl/>
+        </w:rPr>
+        <w:t xml:space="preserve">)   </w:t>
+      </w:r>
+    </w:p>
+    <w:p>
+      <w:pPr>
+        <w:pStyle w:val="a9"/>
+        <w:rPr>
+          <w:rFonts w:asciiTheme="majorBidi" w:hAnsiTheme="majorBidi" w:cstheme="majorBidi"/>
+          <w:rtl/>
+        </w:rPr>
+      </w:pPr>
+      <w:r>
+        <w:rPr>
+          <w:rFonts w:asciiTheme="majorBidi" w:hAnsiTheme="majorBidi" w:cstheme="majorBidi"/>
+          <w:rtl/>
+        </w:rPr>
+        <w:t>כדי לוודא זרימת נתונים תקינה</w:t>
+      </w:r>
+      <w:r>
+        <w:rPr>
+          <w:rFonts w:asciiTheme="majorBidi" w:hAnsiTheme="majorBidi" w:cstheme="majorBidi"/>
+        </w:rPr>
+        <w:t xml:space="preserve"> (Data Flow) </w:t>
+      </w:r>
+      <w:r>
+        <w:rPr>
+          <w:rFonts w:asciiTheme="majorBidi" w:hAnsiTheme="majorBidi" w:cstheme="majorBidi"/>
+          <w:rtl/>
+        </w:rPr>
+        <w:t>מהקובץ, דרך מודל השפה, ועד לקבלת פלט מדויק ורלוונטי</w:t>
+      </w:r>
+      <w:r>
+        <w:rPr>
+          <w:rFonts w:asciiTheme="majorBidi" w:hAnsiTheme="majorBidi" w:cstheme="majorBidi"/>
+        </w:rPr>
+        <w:t>.</w:t>
+      </w:r>
+    </w:p>
+    <w:p>
+      <w:pPr>
+        <w:rPr>
+          <w:rFonts w:asciiTheme="majorBidi" w:hAnsiTheme="majorBidi" w:cstheme="majorBidi"/>
+          <w:rtl/>
+        </w:rPr>
+      </w:pPr>
+    </w:p>
+    <w:p>
+      <w:pPr>
+        <w:rPr>
+          <w:rFonts w:asciiTheme="majorBidi" w:hAnsiTheme="majorBidi" w:cstheme="majorBidi" w:hint="cs"/>
+          <w:u w:val="single"/>
+          <w:rtl/>
+        </w:rPr>
+      </w:pPr>
+      <w:r>
+        <w:rPr>
+          <w:rFonts w:asciiTheme="majorBidi" w:hAnsiTheme="majorBidi" w:cstheme="majorBidi"/>
+          <w:u w:val="single"/>
+          <w:rtl/>
+        </w:rPr>
+        <w:t>במקום "לאמן" את המודל</w:t>
+      </w:r>
+      <w:r>
+        <w:rPr>
+          <w:rFonts w:asciiTheme="majorBidi" w:hAnsiTheme="majorBidi" w:cstheme="majorBidi" w:hint="cs"/>
+          <w:u w:val="single"/>
+          <w:rtl/>
+        </w:rPr>
+        <w:t>:</w:t>
+      </w:r>
+    </w:p>
+    <w:p>
+      <w:pPr>
+        <w:pStyle w:val="a9"/>
+        <w:numPr>
+          <w:ilvl w:val="0"/>
+          <w:numId w:val="12"/>
+        </w:numPr>
+        <w:rPr>
+          <w:rFonts w:asciiTheme="majorBidi" w:hAnsiTheme="majorBidi" w:cstheme="majorBidi"/>
+        </w:rPr>
+      </w:pPr>
+      <w:r>
+        <w:rPr>
+          <w:rFonts w:asciiTheme="majorBidi" w:hAnsiTheme="majorBidi" w:cstheme="majorBidi"/>
+          <w:rtl/>
+        </w:rPr>
+        <w:t>לקחת</w:t>
+      </w:r>
+      <w:r>
+        <w:rPr>
+          <w:rFonts w:asciiTheme="majorBidi" w:hAnsiTheme="majorBidi" w:cstheme="majorBidi" w:hint="cs"/>
+          <w:rtl/>
+        </w:rPr>
+        <w:t>י</w:t>
+      </w:r>
+      <w:r>
+        <w:rPr>
+          <w:rFonts w:asciiTheme="majorBidi" w:hAnsiTheme="majorBidi" w:cstheme="majorBidi"/>
+          <w:rtl/>
+        </w:rPr>
+        <w:t xml:space="preserve"> "מוח" קיים</w:t>
+      </w:r>
+      <w:r>
+        <w:rPr>
+          <w:rFonts w:asciiTheme="majorBidi" w:hAnsiTheme="majorBidi" w:cstheme="majorBidi"/>
+        </w:rPr>
+        <w:t xml:space="preserve"> </w:t>
+      </w:r>
+      <w:r>
+        <w:rPr>
+          <w:rFonts w:asciiTheme="majorBidi" w:hAnsiTheme="majorBidi" w:cstheme="majorBidi" w:hint="cs"/>
+          <w:rtl/>
+        </w:rPr>
+        <w:t xml:space="preserve"> </w:t>
+      </w:r>
+      <w:r>
+        <w:rPr>
+          <w:rFonts w:asciiTheme="majorBidi" w:hAnsiTheme="majorBidi" w:cstheme="majorBidi"/>
+        </w:rPr>
+        <w:t>(LLM)</w:t>
+      </w:r>
+      <w:r>
+        <w:rPr>
+          <w:rFonts w:asciiTheme="majorBidi" w:hAnsiTheme="majorBidi" w:cstheme="majorBidi" w:hint="cs"/>
+          <w:rtl/>
+        </w:rPr>
+        <w:t>.</w:t>
+      </w:r>
+    </w:p>
+    <w:p>
+      <w:pPr>
+        <w:pStyle w:val="a9"/>
+        <w:numPr>
+          <w:ilvl w:val="0"/>
+          <w:numId w:val="12"/>
+        </w:numPr>
+        <w:rPr>
+          <w:rFonts w:asciiTheme="majorBidi" w:hAnsiTheme="majorBidi" w:cstheme="majorBidi"/>
+        </w:rPr>
+      </w:pPr>
+      <w:r>
+        <w:rPr>
+          <w:rFonts w:asciiTheme="majorBidi" w:hAnsiTheme="majorBidi" w:cstheme="majorBidi"/>
+          <w:rtl/>
+        </w:rPr>
+        <w:t>חיברת</w:t>
+      </w:r>
+      <w:r>
+        <w:rPr>
+          <w:rFonts w:asciiTheme="majorBidi" w:hAnsiTheme="majorBidi" w:cstheme="majorBidi" w:hint="cs"/>
+          <w:rtl/>
+        </w:rPr>
+        <w:t>י</w:t>
+      </w:r>
+      <w:r>
+        <w:rPr>
+          <w:rFonts w:asciiTheme="majorBidi" w:hAnsiTheme="majorBidi" w:cstheme="majorBidi"/>
+          <w:rtl/>
+        </w:rPr>
+        <w:t xml:space="preserve"> אותו ישירות למסד הנתונים </w:t>
+      </w:r>
+      <w:proofErr w:type="spellStart"/>
+      <w:r>
+        <w:rPr>
+          <w:rFonts w:asciiTheme="majorBidi" w:hAnsiTheme="majorBidi" w:cstheme="majorBidi"/>
+        </w:rPr>
+        <w:t>files.opps</w:t>
+      </w:r>
+      <w:proofErr w:type="spellEnd"/>
+      <w:r>
+        <w:rPr>
+          <w:rFonts w:asciiTheme="majorBidi" w:hAnsiTheme="majorBidi" w:cstheme="majorBidi" w:hint="cs"/>
+          <w:rtl/>
+        </w:rPr>
+        <w:t>.</w:t>
+      </w:r>
+    </w:p>
+    <w:p>
+      <w:pPr>
+        <w:pStyle w:val="a9"/>
+        <w:numPr>
+          <w:ilvl w:val="0"/>
+          <w:numId w:val="12"/>
+        </w:numPr>
+        <w:rPr>
+          <w:rFonts w:asciiTheme="majorBidi" w:hAnsiTheme="majorBidi" w:cstheme="majorBidi"/>
+        </w:rPr>
+      </w:pPr>
+      <w:r>
+        <w:rPr>
+          <w:rFonts w:asciiTheme="majorBidi" w:hAnsiTheme="majorBidi" w:cstheme="majorBidi"/>
+          <w:rtl/>
+        </w:rPr>
+        <w:t>יצרת</w:t>
+      </w:r>
+      <w:r>
+        <w:rPr>
+          <w:rFonts w:asciiTheme="majorBidi" w:hAnsiTheme="majorBidi" w:cstheme="majorBidi" w:hint="cs"/>
+          <w:rtl/>
+        </w:rPr>
+        <w:t>י</w:t>
+      </w:r>
+      <w:r>
+        <w:rPr>
+          <w:rFonts w:asciiTheme="majorBidi" w:hAnsiTheme="majorBidi" w:cstheme="majorBidi"/>
+          <w:rtl/>
+        </w:rPr>
+        <w:t xml:space="preserve"> תבנית חוקים נוקשה שמגדירה בדיוק איך להתנהג ומאיפה לשלוף את התשובות</w:t>
+      </w:r>
+      <w:r>
+        <w:rPr>
+          <w:rFonts w:asciiTheme="majorBidi" w:hAnsiTheme="majorBidi" w:cstheme="majorBidi" w:hint="cs"/>
+          <w:rtl/>
+        </w:rPr>
+        <w:t>.</w:t>
+      </w:r>
     </w:p>
     <w:p>
       <w:pPr>
@@ -9421,6 +11179,7 @@
           <w:bCs/>
           <w:rtl/>
         </w:rPr>
+        <w:lastRenderedPageBreak/>
         <w:t>בדיקות</w:t>
       </w:r>
       <w:r>
@@ -9455,7 +11214,7 @@
         <w:rPr>
           <w:rFonts w:asciiTheme="majorBidi" w:hAnsiTheme="majorBidi" w:cstheme="majorBidi"/>
         </w:rPr>
-        <w:t xml:space="preserve">. </w:t>
+        <w:t>.</w:t>
       </w:r>
     </w:p>
     <w:p>
@@ -9465,29 +11224,753 @@
           <w:rFonts w:asciiTheme="majorBidi" w:hAnsiTheme="majorBidi" w:cstheme="majorBidi"/>
         </w:rPr>
       </w:pPr>
-    </w:p>
-    <w:p>
-      <w:pPr>
-        <w:rPr>
-          <w:rFonts w:asciiTheme="majorBidi" w:hAnsiTheme="majorBidi" w:cstheme="majorBidi"/>
-        </w:rPr>
-      </w:pPr>
-    </w:p>
-    <w:p>
-      <w:pPr>
-        <w:rPr>
-          <w:rFonts w:asciiTheme="majorBidi" w:hAnsiTheme="majorBidi" w:cstheme="majorBidi"/>
-          <w:b/>
-          <w:bCs/>
-        </w:rPr>
-      </w:pPr>
-      <w:r>
-        <w:rPr>
-          <w:rFonts w:asciiTheme="majorBidi" w:hAnsiTheme="majorBidi" w:cstheme="majorBidi"/>
-          <w:b/>
-          <w:bCs/>
-          <w:rtl/>
-        </w:rPr>
+      <w:r>
+        <w:rPr>
+          <w:rFonts w:asciiTheme="majorBidi" w:hAnsiTheme="majorBidi" w:cstheme="majorBidi"/>
+          <w:rtl/>
+        </w:rPr>
+        <w:t>לאחר הקמת סוכן ה</w:t>
+      </w:r>
+      <w:r>
+        <w:rPr>
+          <w:rFonts w:asciiTheme="majorBidi" w:hAnsiTheme="majorBidi" w:cstheme="majorBidi" w:hint="cs"/>
+          <w:rtl/>
+        </w:rPr>
+        <w:t>-</w:t>
+      </w:r>
+      <w:r>
+        <w:rPr>
+          <w:rFonts w:asciiTheme="majorBidi" w:hAnsiTheme="majorBidi" w:cstheme="majorBidi"/>
+        </w:rPr>
+        <w:t xml:space="preserve"> (Agent)</w:t>
+      </w:r>
+      <w:r>
+        <w:rPr>
+          <w:rFonts w:asciiTheme="majorBidi" w:hAnsiTheme="majorBidi" w:cstheme="majorBidi"/>
+        </w:rPr>
+        <w:t xml:space="preserve"> </w:t>
+      </w:r>
+      <w:r>
+        <w:rPr>
+          <w:rFonts w:asciiTheme="majorBidi" w:hAnsiTheme="majorBidi" w:cstheme="majorBidi"/>
+        </w:rPr>
+        <w:t xml:space="preserve">AI </w:t>
+      </w:r>
+      <w:r>
+        <w:rPr>
+          <w:rFonts w:asciiTheme="majorBidi" w:hAnsiTheme="majorBidi" w:cstheme="majorBidi"/>
+          <w:rtl/>
+        </w:rPr>
+        <w:t>ועיגונו למסד הנתונים</w:t>
+      </w:r>
+      <w:r>
+        <w:rPr>
+          <w:rFonts w:asciiTheme="majorBidi" w:hAnsiTheme="majorBidi" w:cstheme="majorBidi"/>
+        </w:rPr>
+        <w:t xml:space="preserve"> </w:t>
+      </w:r>
+      <w:r>
+        <w:rPr>
+          <w:rFonts w:asciiTheme="majorBidi" w:hAnsiTheme="majorBidi" w:cstheme="majorBidi" w:hint="cs"/>
+          <w:rtl/>
+        </w:rPr>
+        <w:t xml:space="preserve"> </w:t>
+      </w:r>
+      <w:r>
+        <w:rPr>
+          <w:rFonts w:asciiTheme="majorBidi" w:hAnsiTheme="majorBidi" w:cstheme="majorBidi"/>
+        </w:rPr>
+        <w:t>(</w:t>
+      </w:r>
+      <w:proofErr w:type="spellStart"/>
+      <w:r>
+        <w:rPr>
+          <w:rFonts w:asciiTheme="majorBidi" w:hAnsiTheme="majorBidi" w:cstheme="majorBidi"/>
+        </w:rPr>
+        <w:t>files.opps</w:t>
+      </w:r>
+      <w:proofErr w:type="spellEnd"/>
+      <w:r>
+        <w:rPr>
+          <w:rFonts w:asciiTheme="majorBidi" w:hAnsiTheme="majorBidi" w:cstheme="majorBidi"/>
+        </w:rPr>
+        <w:t>)</w:t>
+      </w:r>
+      <w:r>
+        <w:rPr>
+          <w:rFonts w:asciiTheme="majorBidi" w:hAnsiTheme="majorBidi" w:cstheme="majorBidi" w:hint="cs"/>
+          <w:rtl/>
+        </w:rPr>
+        <w:t>,</w:t>
+      </w:r>
+      <w:r>
+        <w:rPr>
+          <w:rFonts w:asciiTheme="majorBidi" w:hAnsiTheme="majorBidi" w:cstheme="majorBidi"/>
+        </w:rPr>
+        <w:t xml:space="preserve"> </w:t>
+      </w:r>
+      <w:r>
+        <w:rPr>
+          <w:rFonts w:asciiTheme="majorBidi" w:hAnsiTheme="majorBidi" w:cstheme="majorBidi" w:hint="cs"/>
+          <w:rtl/>
+        </w:rPr>
+        <w:t>נבצע</w:t>
+      </w:r>
+      <w:r>
+        <w:rPr>
+          <w:rFonts w:asciiTheme="majorBidi" w:hAnsiTheme="majorBidi" w:cstheme="majorBidi"/>
+          <w:rtl/>
+        </w:rPr>
+        <w:t xml:space="preserve"> סדרת בדיקות תקינות</w:t>
+      </w:r>
+      <w:r>
+        <w:rPr>
+          <w:rFonts w:asciiTheme="majorBidi" w:hAnsiTheme="majorBidi" w:cstheme="majorBidi"/>
+        </w:rPr>
+        <w:t xml:space="preserve">  </w:t>
+      </w:r>
+      <w:r>
+        <w:rPr>
+          <w:rFonts w:asciiTheme="majorBidi" w:hAnsiTheme="majorBidi" w:cstheme="majorBidi"/>
+          <w:rtl/>
+        </w:rPr>
+        <w:t>לאימות המערכת</w:t>
+      </w:r>
+      <w:r>
+        <w:rPr>
+          <w:rFonts w:asciiTheme="majorBidi" w:hAnsiTheme="majorBidi" w:cstheme="majorBidi"/>
+        </w:rPr>
+        <w:t>:</w:t>
+      </w:r>
+    </w:p>
+    <w:p>
+      <w:pPr>
+        <w:numPr>
+          <w:ilvl w:val="0"/>
+          <w:numId w:val="14"/>
+        </w:numPr>
+        <w:rPr>
+          <w:rFonts w:asciiTheme="majorBidi" w:hAnsiTheme="majorBidi" w:cstheme="majorBidi"/>
+        </w:rPr>
+      </w:pPr>
+      <w:r>
+        <w:rPr>
+          <w:rFonts w:asciiTheme="majorBidi" w:hAnsiTheme="majorBidi" w:cstheme="majorBidi"/>
+          <w:b/>
+          <w:bCs/>
+          <w:rtl/>
+        </w:rPr>
+        <w:t>בדיקות מנוע פנימיות</w:t>
+      </w:r>
+      <w:r>
+        <w:rPr>
+          <w:rFonts w:asciiTheme="majorBidi" w:hAnsiTheme="majorBidi" w:cstheme="majorBidi"/>
+          <w:b/>
+          <w:bCs/>
+        </w:rPr>
+        <w:t>:</w:t>
+      </w:r>
+      <w:r>
+        <w:rPr>
+          <w:rFonts w:asciiTheme="majorBidi" w:hAnsiTheme="majorBidi" w:cstheme="majorBidi"/>
+        </w:rPr>
+        <w:t xml:space="preserve"> </w:t>
+      </w:r>
+      <w:r>
+        <w:rPr>
+          <w:rFonts w:asciiTheme="majorBidi" w:hAnsiTheme="majorBidi" w:cstheme="majorBidi" w:hint="cs"/>
+          <w:rtl/>
+        </w:rPr>
+        <w:t xml:space="preserve"> הרצתי</w:t>
+      </w:r>
+      <w:r>
+        <w:rPr>
+          <w:rFonts w:asciiTheme="majorBidi" w:hAnsiTheme="majorBidi" w:cstheme="majorBidi"/>
+          <w:rtl/>
+        </w:rPr>
+        <w:t xml:space="preserve"> שאילתות</w:t>
+      </w:r>
+      <w:r>
+        <w:rPr>
+          <w:rFonts w:asciiTheme="majorBidi" w:hAnsiTheme="majorBidi" w:cstheme="majorBidi"/>
+        </w:rPr>
+        <w:t xml:space="preserve"> SQL </w:t>
+      </w:r>
+      <w:r>
+        <w:rPr>
+          <w:rFonts w:asciiTheme="majorBidi" w:hAnsiTheme="majorBidi" w:cstheme="majorBidi"/>
+          <w:rtl/>
+        </w:rPr>
+        <w:t>ישירות מול מנוע ה</w:t>
+      </w:r>
+      <w:r>
+        <w:rPr>
+          <w:rFonts w:asciiTheme="majorBidi" w:hAnsiTheme="majorBidi" w:cstheme="majorBidi" w:hint="cs"/>
+          <w:rtl/>
+        </w:rPr>
+        <w:t>-</w:t>
+      </w:r>
+      <w:proofErr w:type="spellStart"/>
+      <w:r>
+        <w:rPr>
+          <w:rFonts w:asciiTheme="majorBidi" w:hAnsiTheme="majorBidi" w:cstheme="majorBidi"/>
+        </w:rPr>
+        <w:t>MindsDB</w:t>
+      </w:r>
+      <w:proofErr w:type="spellEnd"/>
+      <w:r>
+        <w:rPr>
+          <w:rFonts w:asciiTheme="majorBidi" w:hAnsiTheme="majorBidi" w:cstheme="majorBidi" w:hint="cs"/>
+          <w:rtl/>
+        </w:rPr>
+        <w:t xml:space="preserve"> </w:t>
+      </w:r>
+    </w:p>
+    <w:p>
+      <w:pPr>
+        <w:ind w:left="720"/>
+        <w:rPr>
+          <w:rFonts w:asciiTheme="majorBidi" w:hAnsiTheme="majorBidi" w:cstheme="majorBidi"/>
+          <w:rtl/>
+        </w:rPr>
+      </w:pPr>
+      <w:r>
+        <w:rPr>
+          <w:rFonts w:asciiTheme="majorBidi" w:hAnsiTheme="majorBidi" w:cstheme="majorBidi"/>
+        </w:rPr>
+        <w:t xml:space="preserve"> </w:t>
+      </w:r>
+      <w:r>
+        <w:rPr>
+          <w:rFonts w:asciiTheme="majorBidi" w:hAnsiTheme="majorBidi" w:cstheme="majorBidi"/>
+          <w:rtl/>
+        </w:rPr>
+        <w:t>לדוגמה</w:t>
+      </w:r>
+      <w:r>
+        <w:rPr>
+          <w:rFonts w:asciiTheme="majorBidi" w:hAnsiTheme="majorBidi" w:cstheme="majorBidi"/>
+        </w:rPr>
+        <w:t xml:space="preserve"> </w:t>
+      </w:r>
+      <w:r>
+        <w:rPr>
+          <w:rFonts w:asciiTheme="majorBidi" w:hAnsiTheme="majorBidi" w:cstheme="majorBidi" w:hint="cs"/>
+          <w:rtl/>
+        </w:rPr>
+        <w:t xml:space="preserve"> (</w:t>
+      </w:r>
+      <w:r>
+        <w:rPr>
+          <w:rFonts w:asciiTheme="majorBidi" w:hAnsiTheme="majorBidi" w:cstheme="majorBidi"/>
+        </w:rPr>
+        <w:t>S</w:t>
+      </w:r>
+      <w:r>
+        <w:rPr>
+          <w:rFonts w:asciiTheme="majorBidi" w:hAnsiTheme="majorBidi" w:cstheme="majorBidi"/>
+        </w:rPr>
+        <w:t xml:space="preserve">ELECT answer FROM </w:t>
+      </w:r>
+      <w:proofErr w:type="spellStart"/>
+      <w:r>
+        <w:rPr>
+          <w:rFonts w:asciiTheme="majorBidi" w:hAnsiTheme="majorBidi" w:cstheme="majorBidi"/>
+        </w:rPr>
+        <w:t>articles_agent</w:t>
+      </w:r>
+      <w:proofErr w:type="spellEnd"/>
+      <w:r>
+        <w:rPr>
+          <w:rFonts w:asciiTheme="majorBidi" w:hAnsiTheme="majorBidi" w:cstheme="majorBidi"/>
+        </w:rPr>
+        <w:t xml:space="preserve"> WHERE question = ...</w:t>
+      </w:r>
+      <w:r>
+        <w:rPr>
+          <w:rFonts w:asciiTheme="majorBidi" w:hAnsiTheme="majorBidi" w:cstheme="majorBidi" w:hint="cs"/>
+          <w:rtl/>
+        </w:rPr>
+        <w:t>)</w:t>
+      </w:r>
+    </w:p>
+    <w:p>
+      <w:pPr>
+        <w:ind w:left="720"/>
+        <w:rPr>
+          <w:rFonts w:asciiTheme="majorBidi" w:hAnsiTheme="majorBidi" w:cstheme="majorBidi"/>
+          <w:rtl/>
+        </w:rPr>
+      </w:pPr>
+      <w:r>
+        <w:rPr>
+          <w:rFonts w:asciiTheme="majorBidi" w:hAnsiTheme="majorBidi" w:cstheme="majorBidi" w:hint="cs"/>
+          <w:rtl/>
+        </w:rPr>
+        <w:t xml:space="preserve">על </w:t>
+      </w:r>
+      <w:r>
+        <w:rPr>
+          <w:rFonts w:asciiTheme="majorBidi" w:hAnsiTheme="majorBidi" w:cstheme="majorBidi"/>
+          <w:rtl/>
+        </w:rPr>
+        <w:t>מנת לוודא יכולת הסקת מסקנות וניתוח כמותי מתוך הטבלאות (כגון שאלות על כמות המאמרים בשבוע האחרון או מגמות בתחום הסייבר</w:t>
+      </w:r>
+      <w:r>
+        <w:rPr>
+          <w:rFonts w:asciiTheme="majorBidi" w:hAnsiTheme="majorBidi" w:cstheme="majorBidi" w:hint="cs"/>
+          <w:rtl/>
+        </w:rPr>
+        <w:t>).</w:t>
+      </w:r>
+    </w:p>
+    <w:p>
+      <w:pPr>
+        <w:ind w:left="720"/>
+        <w:rPr>
+          <w:rFonts w:asciiTheme="majorBidi" w:hAnsiTheme="majorBidi" w:cstheme="majorBidi"/>
+          <w:rtl/>
+        </w:rPr>
+      </w:pPr>
+      <w:r>
+        <w:rPr>
+          <w:rFonts w:asciiTheme="majorBidi" w:hAnsiTheme="majorBidi" w:cstheme="majorBidi"/>
+          <w:b/>
+          <w:bCs/>
+          <w:rtl/>
+        </w:rPr>
+        <w:t>בדיקות אינטגרציה מקצה-לקצה</w:t>
+      </w:r>
+      <w:r>
+        <w:rPr>
+          <w:rFonts w:asciiTheme="majorBidi" w:hAnsiTheme="majorBidi" w:cstheme="majorBidi"/>
+          <w:b/>
+          <w:bCs/>
+        </w:rPr>
+        <w:t xml:space="preserve"> </w:t>
+      </w:r>
+      <w:r>
+        <w:rPr>
+          <w:rFonts w:asciiTheme="majorBidi" w:hAnsiTheme="majorBidi" w:cstheme="majorBidi"/>
+          <w:b/>
+          <w:bCs/>
+        </w:rPr>
+        <w:t xml:space="preserve"> </w:t>
+      </w:r>
+      <w:r>
+        <w:rPr>
+          <w:rFonts w:asciiTheme="majorBidi" w:hAnsiTheme="majorBidi" w:cstheme="majorBidi" w:hint="cs"/>
+          <w:b/>
+          <w:bCs/>
+          <w:rtl/>
+        </w:rPr>
+        <w:t xml:space="preserve"> </w:t>
+      </w:r>
+      <w:r>
+        <w:rPr>
+          <w:rFonts w:asciiTheme="majorBidi" w:hAnsiTheme="majorBidi" w:cstheme="majorBidi"/>
+          <w:b/>
+          <w:bCs/>
+        </w:rPr>
+        <w:t>(E2E)</w:t>
+      </w:r>
+      <w:r>
+        <w:rPr>
+          <w:rFonts w:asciiTheme="majorBidi" w:hAnsiTheme="majorBidi" w:cstheme="majorBidi" w:hint="cs"/>
+          <w:b/>
+          <w:bCs/>
+          <w:rtl/>
+        </w:rPr>
+        <w:t>:</w:t>
+      </w:r>
+      <w:r>
+        <w:rPr>
+          <w:rFonts w:asciiTheme="majorBidi" w:hAnsiTheme="majorBidi" w:cstheme="majorBidi"/>
+        </w:rPr>
+        <w:t xml:space="preserve"> </w:t>
+      </w:r>
+      <w:r>
+        <w:rPr>
+          <w:rFonts w:asciiTheme="majorBidi" w:hAnsiTheme="majorBidi" w:cstheme="majorBidi"/>
+          <w:rtl/>
+        </w:rPr>
+        <w:t>בוצעה הרצה מלאה של סביבת ה</w:t>
+      </w:r>
+      <w:r>
+        <w:rPr>
+          <w:rFonts w:asciiTheme="majorBidi" w:hAnsiTheme="majorBidi" w:cstheme="majorBidi" w:hint="cs"/>
+          <w:rtl/>
+        </w:rPr>
+        <w:t>-</w:t>
+      </w:r>
+      <w:r>
+        <w:rPr>
+          <w:rFonts w:asciiTheme="majorBidi" w:hAnsiTheme="majorBidi" w:cstheme="majorBidi"/>
+        </w:rPr>
+        <w:t>Docker</w:t>
+      </w:r>
+      <w:r>
+        <w:rPr>
+          <w:rFonts w:asciiTheme="majorBidi" w:hAnsiTheme="majorBidi" w:cstheme="majorBidi" w:hint="cs"/>
+          <w:rtl/>
+        </w:rPr>
+        <w:t>,</w:t>
+      </w:r>
+      <w:r>
+        <w:rPr>
+          <w:rFonts w:asciiTheme="majorBidi" w:hAnsiTheme="majorBidi" w:cstheme="majorBidi"/>
+        </w:rPr>
+        <w:t xml:space="preserve"> </w:t>
+      </w:r>
+      <w:r>
+        <w:rPr>
+          <w:rFonts w:asciiTheme="majorBidi" w:hAnsiTheme="majorBidi" w:cstheme="majorBidi"/>
+          <w:rtl/>
+        </w:rPr>
+        <w:t xml:space="preserve">והשאלות נבדקו ישירות דרך ממשק הצ'אט </w:t>
+      </w:r>
+      <w:proofErr w:type="spellStart"/>
+      <w:r>
+        <w:rPr>
+          <w:rFonts w:asciiTheme="majorBidi" w:hAnsiTheme="majorBidi" w:cstheme="majorBidi"/>
+          <w:rtl/>
+        </w:rPr>
+        <w:t>בדשבורד</w:t>
+      </w:r>
+      <w:proofErr w:type="spellEnd"/>
+      <w:r>
+        <w:rPr>
+          <w:rFonts w:asciiTheme="majorBidi" w:hAnsiTheme="majorBidi" w:cstheme="majorBidi"/>
+        </w:rPr>
+        <w:t xml:space="preserve"> </w:t>
+      </w:r>
+      <w:r>
+        <w:rPr>
+          <w:rFonts w:asciiTheme="majorBidi" w:hAnsiTheme="majorBidi" w:cstheme="majorBidi" w:hint="cs"/>
+          <w:rtl/>
+        </w:rPr>
+        <w:t>(</w:t>
+      </w:r>
+      <w:r>
+        <w:rPr>
+          <w:rFonts w:asciiTheme="majorBidi" w:hAnsiTheme="majorBidi" w:cstheme="majorBidi"/>
+          <w:rtl/>
+        </w:rPr>
+        <w:t>מבוסס</w:t>
+      </w:r>
+      <w:r>
+        <w:rPr>
+          <w:rFonts w:asciiTheme="majorBidi" w:hAnsiTheme="majorBidi" w:cstheme="majorBidi"/>
+        </w:rPr>
+        <w:t xml:space="preserve"> </w:t>
+      </w:r>
+      <w:r>
+        <w:rPr>
+          <w:rFonts w:asciiTheme="majorBidi" w:hAnsiTheme="majorBidi" w:cstheme="majorBidi" w:hint="cs"/>
+          <w:rtl/>
+        </w:rPr>
+        <w:t xml:space="preserve"> </w:t>
+      </w:r>
+      <w:r>
+        <w:rPr>
+          <w:rFonts w:asciiTheme="majorBidi" w:hAnsiTheme="majorBidi" w:cstheme="majorBidi"/>
+        </w:rPr>
+        <w:t>Flask</w:t>
+      </w:r>
+      <w:r>
+        <w:rPr>
+          <w:rFonts w:asciiTheme="majorBidi" w:hAnsiTheme="majorBidi" w:cstheme="majorBidi" w:hint="cs"/>
+          <w:rtl/>
+        </w:rPr>
+        <w:t>).</w:t>
+      </w:r>
+      <w:r>
+        <w:rPr>
+          <w:rFonts w:asciiTheme="majorBidi" w:hAnsiTheme="majorBidi" w:cstheme="majorBidi"/>
+        </w:rPr>
+        <w:t xml:space="preserve"> </w:t>
+      </w:r>
+      <w:r>
+        <w:rPr>
+          <w:rFonts w:asciiTheme="majorBidi" w:hAnsiTheme="majorBidi" w:cstheme="majorBidi"/>
+          <w:rtl/>
+        </w:rPr>
+        <w:t>המערכת קלטה את בקשות ה</w:t>
+      </w:r>
+      <w:r>
+        <w:rPr>
+          <w:rFonts w:asciiTheme="majorBidi" w:hAnsiTheme="majorBidi" w:cstheme="majorBidi" w:hint="cs"/>
+          <w:rtl/>
+        </w:rPr>
+        <w:t>-</w:t>
+      </w:r>
+      <w:r>
+        <w:rPr>
+          <w:rFonts w:asciiTheme="majorBidi" w:hAnsiTheme="majorBidi" w:cstheme="majorBidi"/>
+        </w:rPr>
+        <w:t>POST</w:t>
+      </w:r>
+      <w:r>
+        <w:rPr>
+          <w:rFonts w:asciiTheme="majorBidi" w:hAnsiTheme="majorBidi" w:cstheme="majorBidi" w:hint="cs"/>
+          <w:rtl/>
+        </w:rPr>
+        <w:t>,</w:t>
+      </w:r>
+      <w:r>
+        <w:rPr>
+          <w:rFonts w:asciiTheme="majorBidi" w:hAnsiTheme="majorBidi" w:cstheme="majorBidi"/>
+        </w:rPr>
+        <w:t xml:space="preserve"> </w:t>
+      </w:r>
+      <w:r>
+        <w:rPr>
+          <w:rFonts w:asciiTheme="majorBidi" w:hAnsiTheme="majorBidi" w:cstheme="majorBidi"/>
+          <w:rtl/>
+        </w:rPr>
+        <w:t>תרגמה אותן לשאילתות מול הסוכן, והחזירה ללקוח תשובות מדויקות המבוססות בלעדית על המידע הקיים במסד הנתונים. בדיקות אלו הוכיחו שרצף הנתונים</w:t>
+      </w:r>
+      <w:r>
+        <w:rPr>
+          <w:rFonts w:asciiTheme="majorBidi" w:hAnsiTheme="majorBidi" w:cstheme="majorBidi"/>
+        </w:rPr>
+        <w:t xml:space="preserve"> (Data Pipeline) </w:t>
+      </w:r>
+      <w:r>
+        <w:rPr>
+          <w:rFonts w:asciiTheme="majorBidi" w:hAnsiTheme="majorBidi" w:cstheme="majorBidi"/>
+          <w:rtl/>
+        </w:rPr>
+        <w:t xml:space="preserve">פועל בהצלחה משכבת </w:t>
+      </w:r>
+      <w:r>
+        <w:rPr>
+          <w:rFonts w:asciiTheme="majorBidi" w:hAnsiTheme="majorBidi" w:cstheme="majorBidi" w:hint="cs"/>
+          <w:rtl/>
+        </w:rPr>
+        <w:t xml:space="preserve">    </w:t>
+      </w:r>
+      <w:r>
+        <w:rPr>
+          <w:rFonts w:asciiTheme="majorBidi" w:hAnsiTheme="majorBidi" w:cstheme="majorBidi"/>
+          <w:rtl/>
+        </w:rPr>
+        <w:t>ה</w:t>
+      </w:r>
+      <w:r>
+        <w:rPr>
+          <w:rFonts w:asciiTheme="majorBidi" w:hAnsiTheme="majorBidi" w:cstheme="majorBidi" w:hint="cs"/>
+          <w:rtl/>
+        </w:rPr>
+        <w:t>-</w:t>
+      </w:r>
+      <w:r>
+        <w:rPr>
+          <w:rFonts w:asciiTheme="majorBidi" w:hAnsiTheme="majorBidi" w:cstheme="majorBidi"/>
+        </w:rPr>
+        <w:t>UI</w:t>
+      </w:r>
+      <w:r>
+        <w:rPr>
+          <w:rFonts w:asciiTheme="majorBidi" w:hAnsiTheme="majorBidi" w:cstheme="majorBidi" w:hint="cs"/>
+          <w:rtl/>
+        </w:rPr>
+        <w:t xml:space="preserve"> </w:t>
+      </w:r>
+      <w:r>
+        <w:rPr>
+          <w:rFonts w:asciiTheme="majorBidi" w:hAnsiTheme="majorBidi" w:cstheme="majorBidi"/>
+        </w:rPr>
+        <w:t xml:space="preserve"> </w:t>
+      </w:r>
+      <w:r>
+        <w:rPr>
+          <w:rFonts w:asciiTheme="majorBidi" w:hAnsiTheme="majorBidi" w:cstheme="majorBidi"/>
+          <w:rtl/>
+        </w:rPr>
+        <w:t>ועד למודל השפה</w:t>
+      </w:r>
+      <w:r>
+        <w:rPr>
+          <w:rFonts w:asciiTheme="majorBidi" w:hAnsiTheme="majorBidi" w:cstheme="majorBidi"/>
+        </w:rPr>
+        <w:t>.</w:t>
+      </w:r>
+      <w:r>
+        <w:rPr>
+          <w:rFonts w:asciiTheme="majorBidi" w:hAnsiTheme="majorBidi" w:cstheme="majorBidi"/>
+          <w:rtl/>
+        </w:rPr>
+        <w:t xml:space="preserve"> </w:t>
+      </w:r>
+    </w:p>
+    <w:p>
+      <w:pPr>
+        <w:ind w:left="720"/>
+        <w:rPr>
+          <w:rFonts w:asciiTheme="majorBidi" w:hAnsiTheme="majorBidi" w:cstheme="majorBidi"/>
+          <w:rtl/>
+        </w:rPr>
+      </w:pPr>
+      <w:r>
+        <w:rPr>
+          <w:rFonts w:asciiTheme="majorBidi" w:hAnsiTheme="majorBidi" w:cstheme="majorBidi" w:hint="cs"/>
+          <w:rtl/>
+        </w:rPr>
+        <w:t>הוא מחזיר תשובה הגיונית ולכן עובד</w:t>
+      </w:r>
+    </w:p>
+    <w:p>
+      <w:pPr>
+        <w:rPr>
+          <w:rFonts w:asciiTheme="majorBidi" w:hAnsiTheme="majorBidi" w:cstheme="majorBidi"/>
+          <w:rtl/>
+        </w:rPr>
+      </w:pPr>
+    </w:p>
+    <w:p>
+      <w:pPr>
+        <w:rPr>
+          <w:rFonts w:asciiTheme="majorBidi" w:hAnsiTheme="majorBidi" w:cstheme="majorBidi"/>
+          <w:rtl/>
+        </w:rPr>
+      </w:pPr>
+    </w:p>
+    <w:p>
+      <w:pPr>
+        <w:rPr>
+          <w:rFonts w:asciiTheme="majorBidi" w:hAnsiTheme="majorBidi" w:cstheme="majorBidi"/>
+          <w:rtl/>
+        </w:rPr>
+      </w:pPr>
+    </w:p>
+    <w:p>
+      <w:pPr>
+        <w:rPr>
+          <w:rFonts w:asciiTheme="majorBidi" w:hAnsiTheme="majorBidi" w:cstheme="majorBidi"/>
+          <w:rtl/>
+        </w:rPr>
+      </w:pPr>
+    </w:p>
+    <w:p>
+      <w:pPr>
+        <w:rPr>
+          <w:rFonts w:asciiTheme="majorBidi" w:hAnsiTheme="majorBidi" w:cstheme="majorBidi"/>
+          <w:rtl/>
+        </w:rPr>
+      </w:pPr>
+    </w:p>
+    <w:p>
+      <w:pPr>
+        <w:rPr>
+          <w:rFonts w:asciiTheme="majorBidi" w:hAnsiTheme="majorBidi" w:cstheme="majorBidi"/>
+          <w:rtl/>
+        </w:rPr>
+      </w:pPr>
+    </w:p>
+    <w:p>
+      <w:pPr>
+        <w:rPr>
+          <w:rFonts w:asciiTheme="majorBidi" w:hAnsiTheme="majorBidi" w:cstheme="majorBidi"/>
+          <w:rtl/>
+        </w:rPr>
+      </w:pPr>
+    </w:p>
+    <w:p>
+      <w:pPr>
+        <w:rPr>
+          <w:rFonts w:asciiTheme="majorBidi" w:hAnsiTheme="majorBidi" w:cstheme="majorBidi"/>
+          <w:rtl/>
+        </w:rPr>
+      </w:pPr>
+    </w:p>
+    <w:p>
+      <w:pPr>
+        <w:rPr>
+          <w:rFonts w:asciiTheme="majorBidi" w:hAnsiTheme="majorBidi" w:cstheme="majorBidi"/>
+          <w:rtl/>
+        </w:rPr>
+      </w:pPr>
+    </w:p>
+    <w:p>
+      <w:pPr>
+        <w:rPr>
+          <w:rFonts w:asciiTheme="majorBidi" w:hAnsiTheme="majorBidi" w:cstheme="majorBidi"/>
+          <w:rtl/>
+        </w:rPr>
+      </w:pPr>
+    </w:p>
+    <w:p>
+      <w:pPr>
+        <w:rPr>
+          <w:rFonts w:asciiTheme="majorBidi" w:hAnsiTheme="majorBidi" w:cstheme="majorBidi"/>
+          <w:rtl/>
+        </w:rPr>
+      </w:pPr>
+    </w:p>
+    <w:p>
+      <w:pPr>
+        <w:rPr>
+          <w:rFonts w:asciiTheme="majorBidi" w:hAnsiTheme="majorBidi" w:cstheme="majorBidi"/>
+          <w:rtl/>
+        </w:rPr>
+      </w:pPr>
+    </w:p>
+    <w:p>
+      <w:pPr>
+        <w:rPr>
+          <w:rFonts w:asciiTheme="majorBidi" w:hAnsiTheme="majorBidi" w:cstheme="majorBidi"/>
+          <w:rtl/>
+        </w:rPr>
+      </w:pPr>
+    </w:p>
+    <w:p>
+      <w:pPr>
+        <w:rPr>
+          <w:rFonts w:asciiTheme="majorBidi" w:hAnsiTheme="majorBidi" w:cstheme="majorBidi"/>
+          <w:rtl/>
+        </w:rPr>
+      </w:pPr>
+    </w:p>
+    <w:p>
+      <w:pPr>
+        <w:rPr>
+          <w:rFonts w:asciiTheme="majorBidi" w:hAnsiTheme="majorBidi" w:cstheme="majorBidi"/>
+          <w:rtl/>
+        </w:rPr>
+      </w:pPr>
+    </w:p>
+    <w:p>
+      <w:pPr>
+        <w:rPr>
+          <w:rFonts w:asciiTheme="majorBidi" w:hAnsiTheme="majorBidi" w:cstheme="majorBidi"/>
+          <w:rtl/>
+        </w:rPr>
+      </w:pPr>
+    </w:p>
+    <w:p>
+      <w:pPr>
+        <w:rPr>
+          <w:rFonts w:asciiTheme="majorBidi" w:hAnsiTheme="majorBidi" w:cstheme="majorBidi"/>
+        </w:rPr>
+      </w:pPr>
+    </w:p>
+    <w:p>
+      <w:pPr>
+        <w:rPr>
+          <w:rFonts w:asciiTheme="majorBidi" w:hAnsiTheme="majorBidi" w:cstheme="majorBidi"/>
+          <w:b/>
+          <w:bCs/>
+        </w:rPr>
+      </w:pPr>
+      <w:r>
+        <w:rPr>
+          <w:rFonts w:asciiTheme="majorBidi" w:hAnsiTheme="majorBidi" w:cstheme="majorBidi"/>
+          <w:b/>
+          <w:bCs/>
+          <w:rtl/>
+        </w:rPr>
+        <w:lastRenderedPageBreak/>
         <w:t>שלב 6: תיעוד והגשה</w:t>
       </w:r>
     </w:p>
@@ -9606,84 +12089,54 @@
     <w:p>
       <w:pPr>
         <w:numPr>
-          <w:ilvl w:val="0"/>
+          <w:ilvl w:val="1"/>
           <w:numId w:val="6"/>
         </w:numPr>
         <w:rPr>
           <w:rFonts w:asciiTheme="majorBidi" w:hAnsiTheme="majorBidi" w:cstheme="majorBidi"/>
-        </w:rPr>
-      </w:pPr>
-      <w:r>
-        <w:rPr>
-          <w:rFonts w:asciiTheme="majorBidi" w:hAnsiTheme="majorBidi" w:cstheme="majorBidi"/>
-          <w:b/>
-          <w:bCs/>
-          <w:rtl/>
-        </w:rPr>
-        <w:t>הקלטת</w:t>
-      </w:r>
-      <w:r>
-        <w:rPr>
-          <w:rFonts w:asciiTheme="majorBidi" w:hAnsiTheme="majorBidi" w:cstheme="majorBidi"/>
-          <w:b/>
-          <w:bCs/>
-        </w:rPr>
-        <w:t xml:space="preserve"> </w:t>
-      </w:r>
-      <w:r>
-        <w:rPr>
-          <w:rFonts w:asciiTheme="majorBidi" w:hAnsiTheme="majorBidi" w:cstheme="majorBidi"/>
-          <w:b/>
-          <w:bCs/>
-          <w:rtl/>
-        </w:rPr>
-        <w:t xml:space="preserve"> </w:t>
-      </w:r>
-      <w:r>
-        <w:rPr>
-          <w:rFonts w:asciiTheme="majorBidi" w:hAnsiTheme="majorBidi" w:cstheme="majorBidi"/>
-          <w:b/>
-          <w:bCs/>
-        </w:rPr>
-        <w:t>LOOM</w:t>
-      </w:r>
-      <w:r>
-        <w:rPr>
-          <w:rFonts w:asciiTheme="majorBidi" w:hAnsiTheme="majorBidi" w:cstheme="majorBidi"/>
-          <w:b/>
-          <w:bCs/>
-          <w:rtl/>
-        </w:rPr>
-        <w:t xml:space="preserve">: </w:t>
-      </w:r>
-      <w:r>
-        <w:rPr>
-          <w:rFonts w:asciiTheme="majorBidi" w:hAnsiTheme="majorBidi" w:cstheme="majorBidi"/>
-          <w:rtl/>
-        </w:rPr>
-        <w:t>יצירת סרטון המדגים את עבודת המערכת, הסטטיסטיקות, ענן התגיות והשאילתות ל-</w:t>
-      </w:r>
-      <w:proofErr w:type="spellStart"/>
-      <w:r>
-        <w:rPr>
-          <w:rFonts w:asciiTheme="majorBidi" w:hAnsiTheme="majorBidi" w:cstheme="majorBidi"/>
-        </w:rPr>
-        <w:t>MindsDB</w:t>
-      </w:r>
-      <w:proofErr w:type="spellEnd"/>
-      <w:r>
-        <w:rPr>
-          <w:rFonts w:asciiTheme="majorBidi" w:hAnsiTheme="majorBidi" w:cstheme="majorBidi"/>
-          <w:rtl/>
-        </w:rPr>
-        <w:t>.</w:t>
-      </w:r>
-      <w:r>
-        <w:rPr>
-          <w:rFonts w:asciiTheme="majorBidi" w:hAnsiTheme="majorBidi" w:cstheme="majorBidi"/>
-        </w:rPr>
-        <w:t xml:space="preserve"> </w:t>
-      </w:r>
+          <w:rtl/>
+        </w:rPr>
+      </w:pPr>
+      <w:r>
+        <w:rPr>
+          <w:rFonts w:asciiTheme="majorBidi" w:hAnsiTheme="majorBidi" w:cstheme="majorBidi" w:hint="cs"/>
+          <w:b/>
+          <w:bCs/>
+          <w:rtl/>
+        </w:rPr>
+        <w:t>הוראות הרצה:</w:t>
+      </w:r>
+    </w:p>
+    <w:p>
+      <w:pPr>
+        <w:rPr>
+          <w:rFonts w:asciiTheme="majorBidi" w:hAnsiTheme="majorBidi" w:cstheme="majorBidi"/>
+          <w:rtl/>
+        </w:rPr>
+      </w:pPr>
+    </w:p>
+    <w:p>
+      <w:pPr>
+        <w:rPr>
+          <w:rFonts w:asciiTheme="majorBidi" w:hAnsiTheme="majorBidi" w:cstheme="majorBidi"/>
+          <w:rtl/>
+        </w:rPr>
+      </w:pPr>
+    </w:p>
+    <w:p>
+      <w:pPr>
+        <w:rPr>
+          <w:rFonts w:asciiTheme="majorBidi" w:hAnsiTheme="majorBidi" w:cstheme="majorBidi"/>
+          <w:rtl/>
+        </w:rPr>
+      </w:pPr>
+    </w:p>
+    <w:p>
+      <w:pPr>
+        <w:rPr>
+          <w:rFonts w:asciiTheme="majorBidi" w:hAnsiTheme="majorBidi" w:cstheme="majorBidi"/>
+        </w:rPr>
+      </w:pPr>
     </w:p>
     <w:p>
       <w:pPr>
@@ -9702,6 +12155,166 @@
           <w:bCs/>
           <w:rtl/>
         </w:rPr>
+        <w:t>הקלטת</w:t>
+      </w:r>
+      <w:r>
+        <w:rPr>
+          <w:rFonts w:asciiTheme="majorBidi" w:hAnsiTheme="majorBidi" w:cstheme="majorBidi"/>
+          <w:b/>
+          <w:bCs/>
+        </w:rPr>
+        <w:t xml:space="preserve"> </w:t>
+      </w:r>
+      <w:r>
+        <w:rPr>
+          <w:rFonts w:asciiTheme="majorBidi" w:hAnsiTheme="majorBidi" w:cstheme="majorBidi"/>
+          <w:b/>
+          <w:bCs/>
+          <w:rtl/>
+        </w:rPr>
+        <w:t xml:space="preserve"> </w:t>
+      </w:r>
+      <w:r>
+        <w:rPr>
+          <w:rFonts w:asciiTheme="majorBidi" w:hAnsiTheme="majorBidi" w:cstheme="majorBidi"/>
+          <w:b/>
+          <w:bCs/>
+        </w:rPr>
+        <w:t>LOOM</w:t>
+      </w:r>
+      <w:r>
+        <w:rPr>
+          <w:rFonts w:asciiTheme="majorBidi" w:hAnsiTheme="majorBidi" w:cstheme="majorBidi"/>
+          <w:b/>
+          <w:bCs/>
+          <w:rtl/>
+        </w:rPr>
+        <w:t xml:space="preserve">: </w:t>
+      </w:r>
+      <w:r>
+        <w:rPr>
+          <w:rFonts w:asciiTheme="majorBidi" w:hAnsiTheme="majorBidi" w:cstheme="majorBidi"/>
+          <w:rtl/>
+        </w:rPr>
+        <w:t>יצירת סרטון המדגים את עבודת המערכת, הסטטיסטיקות, ענן התגיות והשאילתות ל-</w:t>
+      </w:r>
+      <w:proofErr w:type="spellStart"/>
+      <w:r>
+        <w:rPr>
+          <w:rFonts w:asciiTheme="majorBidi" w:hAnsiTheme="majorBidi" w:cstheme="majorBidi"/>
+        </w:rPr>
+        <w:t>MindsDB</w:t>
+      </w:r>
+      <w:proofErr w:type="spellEnd"/>
+      <w:r>
+        <w:rPr>
+          <w:rFonts w:asciiTheme="majorBidi" w:hAnsiTheme="majorBidi" w:cstheme="majorBidi"/>
+          <w:rtl/>
+        </w:rPr>
+        <w:t>.</w:t>
+      </w:r>
+      <w:r>
+        <w:rPr>
+          <w:rFonts w:asciiTheme="majorBidi" w:hAnsiTheme="majorBidi" w:cstheme="majorBidi"/>
+        </w:rPr>
+        <w:t xml:space="preserve"> </w:t>
+      </w:r>
+    </w:p>
+    <w:p>
+      <w:pPr>
+        <w:numPr>
+          <w:ilvl w:val="1"/>
+          <w:numId w:val="6"/>
+        </w:numPr>
+        <w:rPr>
+          <w:rFonts w:asciiTheme="majorBidi" w:hAnsiTheme="majorBidi" w:cstheme="majorBidi"/>
+        </w:rPr>
+      </w:pPr>
+      <w:r>
+        <w:rPr>
+          <w:rFonts w:asciiTheme="majorBidi" w:hAnsiTheme="majorBidi" w:cstheme="majorBidi" w:hint="cs"/>
+          <w:b/>
+          <w:bCs/>
+          <w:rtl/>
+        </w:rPr>
+        <w:t>קישור לסרטון:</w:t>
+      </w:r>
+    </w:p>
+    <w:p>
+      <w:pPr>
+        <w:ind w:left="1440"/>
+        <w:rPr>
+          <w:rFonts w:asciiTheme="majorBidi" w:hAnsiTheme="majorBidi" w:cstheme="majorBidi"/>
+        </w:rPr>
+      </w:pPr>
+    </w:p>
+    <w:p>
+      <w:pPr>
+        <w:numPr>
+          <w:ilvl w:val="1"/>
+          <w:numId w:val="6"/>
+        </w:numPr>
+        <w:rPr>
+          <w:rFonts w:asciiTheme="majorBidi" w:hAnsiTheme="majorBidi" w:cstheme="majorBidi"/>
+          <w:b/>
+          <w:bCs/>
+        </w:rPr>
+      </w:pPr>
+      <w:r>
+        <w:rPr>
+          <w:rFonts w:asciiTheme="majorBidi" w:hAnsiTheme="majorBidi" w:cstheme="majorBidi" w:hint="cs"/>
+          <w:b/>
+          <w:bCs/>
+          <w:rtl/>
+        </w:rPr>
+        <w:t xml:space="preserve">קישור </w:t>
+      </w:r>
+      <w:proofErr w:type="spellStart"/>
+      <w:r>
+        <w:rPr>
+          <w:rFonts w:asciiTheme="majorBidi" w:hAnsiTheme="majorBidi" w:cstheme="majorBidi" w:hint="cs"/>
+          <w:b/>
+          <w:bCs/>
+          <w:rtl/>
+        </w:rPr>
+        <w:t>לגיט</w:t>
+      </w:r>
+      <w:proofErr w:type="spellEnd"/>
+      <w:r>
+        <w:rPr>
+          <w:rFonts w:asciiTheme="majorBidi" w:hAnsiTheme="majorBidi" w:cstheme="majorBidi" w:hint="cs"/>
+          <w:b/>
+          <w:bCs/>
+          <w:rtl/>
+        </w:rPr>
+        <w:t>:</w:t>
+      </w:r>
+    </w:p>
+    <w:p>
+      <w:pPr>
+        <w:ind w:left="720"/>
+        <w:rPr>
+          <w:rFonts w:asciiTheme="majorBidi" w:hAnsiTheme="majorBidi" w:cstheme="majorBidi"/>
+        </w:rPr>
+      </w:pPr>
+    </w:p>
+    <w:p>
+      <w:pPr>
+        <w:numPr>
+          <w:ilvl w:val="0"/>
+          <w:numId w:val="6"/>
+        </w:numPr>
+        <w:rPr>
+          <w:rFonts w:asciiTheme="majorBidi" w:hAnsiTheme="majorBidi" w:cstheme="majorBidi"/>
+        </w:rPr>
+      </w:pPr>
+      <w:r>
+        <w:rPr>
+          <w:rFonts w:asciiTheme="majorBidi" w:hAnsiTheme="majorBidi" w:cstheme="majorBidi"/>
+          <w:b/>
+          <w:bCs/>
+          <w:rtl/>
+        </w:rPr>
         <w:t>ארגון סופי</w:t>
       </w:r>
       <w:r>
@@ -9811,7 +12424,7 @@
       <w:pPr>
         <w:ind w:left="720"/>
         <w:rPr>
-          <w:rFonts w:asciiTheme="majorBidi" w:hAnsiTheme="majorBidi" w:cstheme="majorBidi" w:hint="cs"/>
+          <w:rFonts w:asciiTheme="majorBidi" w:hAnsiTheme="majorBidi" w:cstheme="majorBidi"/>
           <w:b/>
           <w:bCs/>
         </w:rPr>
@@ -10000,6 +12613,414 @@
         <w:sz w:val="20"/>
       </w:rPr>
     </w:lvl>
+    <w:lvl w:ilvl="1">
+      <w:start w:val="1"/>
+      <w:numFmt w:val="bullet"/>
+      <w:lvlText w:val="o"/>
+      <w:lvlJc w:val="left"/>
+      <w:pPr>
+        <w:tabs>
+          <w:tab w:val="num" w:pos="1440"/>
+        </w:tabs>
+        <w:ind w:left="1440" w:hanging="360"/>
+      </w:pPr>
+      <w:rPr>
+        <w:rFonts w:ascii="Courier New" w:hAnsi="Courier New" w:hint="default"/>
+        <w:sz w:val="20"/>
+      </w:rPr>
+    </w:lvl>
+    <w:lvl w:ilvl="2">
+      <w:start w:val="1"/>
+      <w:numFmt w:val="bullet"/>
+      <w:lvlText w:val=""/>
+      <w:lvlJc w:val="left"/>
+      <w:pPr>
+        <w:tabs>
+          <w:tab w:val="num" w:pos="2160"/>
+        </w:tabs>
+        <w:ind w:left="2160" w:hanging="360"/>
+      </w:pPr>
+      <w:rPr>
+        <w:rFonts w:ascii="Wingdings" w:hAnsi="Wingdings" w:hint="default"/>
+        <w:sz w:val="20"/>
+      </w:rPr>
+    </w:lvl>
+    <w:lvl w:ilvl="3" w:tentative="1">
+      <w:start w:val="1"/>
+      <w:numFmt w:val="bullet"/>
+      <w:lvlText w:val=""/>
+      <w:lvlJc w:val="left"/>
+      <w:pPr>
+        <w:tabs>
+          <w:tab w:val="num" w:pos="2880"/>
+        </w:tabs>
+        <w:ind w:left="2880" w:hanging="360"/>
+      </w:pPr>
+      <w:rPr>
+        <w:rFonts w:ascii="Wingdings" w:hAnsi="Wingdings" w:hint="default"/>
+        <w:sz w:val="20"/>
+      </w:rPr>
+    </w:lvl>
+    <w:lvl w:ilvl="4" w:tentative="1">
+      <w:start w:val="1"/>
+      <w:numFmt w:val="bullet"/>
+      <w:lvlText w:val=""/>
+      <w:lvlJc w:val="left"/>
+      <w:pPr>
+        <w:tabs>
+          <w:tab w:val="num" w:pos="3600"/>
+        </w:tabs>
+        <w:ind w:left="3600" w:hanging="360"/>
+      </w:pPr>
+      <w:rPr>
+        <w:rFonts w:ascii="Wingdings" w:hAnsi="Wingdings" w:hint="default"/>
+        <w:sz w:val="20"/>
+      </w:rPr>
+    </w:lvl>
+    <w:lvl w:ilvl="5" w:tentative="1">
+      <w:start w:val="1"/>
+      <w:numFmt w:val="bullet"/>
+      <w:lvlText w:val=""/>
+      <w:lvlJc w:val="left"/>
+      <w:pPr>
+        <w:tabs>
+          <w:tab w:val="num" w:pos="4320"/>
+        </w:tabs>
+        <w:ind w:left="4320" w:hanging="360"/>
+      </w:pPr>
+      <w:rPr>
+        <w:rFonts w:ascii="Wingdings" w:hAnsi="Wingdings" w:hint="default"/>
+        <w:sz w:val="20"/>
+      </w:rPr>
+    </w:lvl>
+    <w:lvl w:ilvl="6" w:tentative="1">
+      <w:start w:val="1"/>
+      <w:numFmt w:val="bullet"/>
+      <w:lvlText w:val=""/>
+      <w:lvlJc w:val="left"/>
+      <w:pPr>
+        <w:tabs>
+          <w:tab w:val="num" w:pos="5040"/>
+        </w:tabs>
+        <w:ind w:left="5040" w:hanging="360"/>
+      </w:pPr>
+      <w:rPr>
+        <w:rFonts w:ascii="Wingdings" w:hAnsi="Wingdings" w:hint="default"/>
+        <w:sz w:val="20"/>
+      </w:rPr>
+    </w:lvl>
+    <w:lvl w:ilvl="7" w:tentative="1">
+      <w:start w:val="1"/>
+      <w:numFmt w:val="bullet"/>
+      <w:lvlText w:val=""/>
+      <w:lvlJc w:val="left"/>
+      <w:pPr>
+        <w:tabs>
+          <w:tab w:val="num" w:pos="5760"/>
+        </w:tabs>
+        <w:ind w:left="5760" w:hanging="360"/>
+      </w:pPr>
+      <w:rPr>
+        <w:rFonts w:ascii="Wingdings" w:hAnsi="Wingdings" w:hint="default"/>
+        <w:sz w:val="20"/>
+      </w:rPr>
+    </w:lvl>
+    <w:lvl w:ilvl="8" w:tentative="1">
+      <w:start w:val="1"/>
+      <w:numFmt w:val="bullet"/>
+      <w:lvlText w:val=""/>
+      <w:lvlJc w:val="left"/>
+      <w:pPr>
+        <w:tabs>
+          <w:tab w:val="num" w:pos="6480"/>
+        </w:tabs>
+        <w:ind w:left="6480" w:hanging="360"/>
+      </w:pPr>
+      <w:rPr>
+        <w:rFonts w:ascii="Wingdings" w:hAnsi="Wingdings" w:hint="default"/>
+        <w:sz w:val="20"/>
+      </w:rPr>
+    </w:lvl>
+  </w:abstractNum>
+  <w:abstractNum w:abstractNumId="2" w15:restartNumberingAfterBreak="0">
+    <w:nsid w:val="16987616"/>
+    <w:multiLevelType w:val="multilevel"/>
+    <w:tmpl w:val="DD62A600"/>
+    <w:lvl w:ilvl="0">
+      <w:start w:val="1"/>
+      <w:numFmt w:val="decimal"/>
+      <w:lvlText w:val="%1."/>
+      <w:lvlJc w:val="left"/>
+      <w:pPr>
+        <w:tabs>
+          <w:tab w:val="num" w:pos="720"/>
+        </w:tabs>
+        <w:ind w:left="720" w:hanging="360"/>
+      </w:pPr>
+    </w:lvl>
+    <w:lvl w:ilvl="1" w:tentative="1">
+      <w:start w:val="1"/>
+      <w:numFmt w:val="decimal"/>
+      <w:lvlText w:val="%2."/>
+      <w:lvlJc w:val="left"/>
+      <w:pPr>
+        <w:tabs>
+          <w:tab w:val="num" w:pos="1440"/>
+        </w:tabs>
+        <w:ind w:left="1440" w:hanging="360"/>
+      </w:pPr>
+    </w:lvl>
+    <w:lvl w:ilvl="2" w:tentative="1">
+      <w:start w:val="1"/>
+      <w:numFmt w:val="decimal"/>
+      <w:lvlText w:val="%3."/>
+      <w:lvlJc w:val="left"/>
+      <w:pPr>
+        <w:tabs>
+          <w:tab w:val="num" w:pos="2160"/>
+        </w:tabs>
+        <w:ind w:left="2160" w:hanging="360"/>
+      </w:pPr>
+    </w:lvl>
+    <w:lvl w:ilvl="3" w:tentative="1">
+      <w:start w:val="1"/>
+      <w:numFmt w:val="decimal"/>
+      <w:lvlText w:val="%4."/>
+      <w:lvlJc w:val="left"/>
+      <w:pPr>
+        <w:tabs>
+          <w:tab w:val="num" w:pos="2880"/>
+        </w:tabs>
+        <w:ind w:left="2880" w:hanging="360"/>
+      </w:pPr>
+    </w:lvl>
+    <w:lvl w:ilvl="4" w:tentative="1">
+      <w:start w:val="1"/>
+      <w:numFmt w:val="decimal"/>
+      <w:lvlText w:val="%5."/>
+      <w:lvlJc w:val="left"/>
+      <w:pPr>
+        <w:tabs>
+          <w:tab w:val="num" w:pos="3600"/>
+        </w:tabs>
+        <w:ind w:left="3600" w:hanging="360"/>
+      </w:pPr>
+    </w:lvl>
+    <w:lvl w:ilvl="5" w:tentative="1">
+      <w:start w:val="1"/>
+      <w:numFmt w:val="decimal"/>
+      <w:lvlText w:val="%6."/>
+      <w:lvlJc w:val="left"/>
+      <w:pPr>
+        <w:tabs>
+          <w:tab w:val="num" w:pos="4320"/>
+        </w:tabs>
+        <w:ind w:left="4320" w:hanging="360"/>
+      </w:pPr>
+    </w:lvl>
+    <w:lvl w:ilvl="6" w:tentative="1">
+      <w:start w:val="1"/>
+      <w:numFmt w:val="decimal"/>
+      <w:lvlText w:val="%7."/>
+      <w:lvlJc w:val="left"/>
+      <w:pPr>
+        <w:tabs>
+          <w:tab w:val="num" w:pos="5040"/>
+        </w:tabs>
+        <w:ind w:left="5040" w:hanging="360"/>
+      </w:pPr>
+    </w:lvl>
+    <w:lvl w:ilvl="7" w:tentative="1">
+      <w:start w:val="1"/>
+      <w:numFmt w:val="decimal"/>
+      <w:lvlText w:val="%8."/>
+      <w:lvlJc w:val="left"/>
+      <w:pPr>
+        <w:tabs>
+          <w:tab w:val="num" w:pos="5760"/>
+        </w:tabs>
+        <w:ind w:left="5760" w:hanging="360"/>
+      </w:pPr>
+    </w:lvl>
+    <w:lvl w:ilvl="8" w:tentative="1">
+      <w:start w:val="1"/>
+      <w:numFmt w:val="decimal"/>
+      <w:lvlText w:val="%9."/>
+      <w:lvlJc w:val="left"/>
+      <w:pPr>
+        <w:tabs>
+          <w:tab w:val="num" w:pos="6480"/>
+        </w:tabs>
+        <w:ind w:left="6480" w:hanging="360"/>
+      </w:pPr>
+    </w:lvl>
+  </w:abstractNum>
+  <w:abstractNum w:abstractNumId="3" w15:restartNumberingAfterBreak="0">
+    <w:nsid w:val="1D0E6793"/>
+    <w:multiLevelType w:val="multilevel"/>
+    <w:tmpl w:val="3E720208"/>
+    <w:lvl w:ilvl="0">
+      <w:start w:val="1"/>
+      <w:numFmt w:val="bullet"/>
+      <w:lvlText w:val=""/>
+      <w:lvlJc w:val="left"/>
+      <w:pPr>
+        <w:tabs>
+          <w:tab w:val="num" w:pos="720"/>
+        </w:tabs>
+        <w:ind w:left="720" w:hanging="360"/>
+      </w:pPr>
+      <w:rPr>
+        <w:rFonts w:ascii="Symbol" w:hAnsi="Symbol" w:hint="default"/>
+        <w:sz w:val="20"/>
+      </w:rPr>
+    </w:lvl>
+    <w:lvl w:ilvl="1">
+      <w:start w:val="1"/>
+      <w:numFmt w:val="decimal"/>
+      <w:lvlText w:val="%2."/>
+      <w:lvlJc w:val="left"/>
+      <w:pPr>
+        <w:ind w:left="1440" w:hanging="360"/>
+      </w:pPr>
+      <w:rPr>
+        <w:rFonts w:hint="default"/>
+        <w:b/>
+      </w:rPr>
+    </w:lvl>
+    <w:lvl w:ilvl="2" w:tentative="1">
+      <w:start w:val="1"/>
+      <w:numFmt w:val="bullet"/>
+      <w:lvlText w:val=""/>
+      <w:lvlJc w:val="left"/>
+      <w:pPr>
+        <w:tabs>
+          <w:tab w:val="num" w:pos="2160"/>
+        </w:tabs>
+        <w:ind w:left="2160" w:hanging="360"/>
+      </w:pPr>
+      <w:rPr>
+        <w:rFonts w:ascii="Wingdings" w:hAnsi="Wingdings" w:hint="default"/>
+        <w:sz w:val="20"/>
+      </w:rPr>
+    </w:lvl>
+    <w:lvl w:ilvl="3" w:tentative="1">
+      <w:start w:val="1"/>
+      <w:numFmt w:val="bullet"/>
+      <w:lvlText w:val=""/>
+      <w:lvlJc w:val="left"/>
+      <w:pPr>
+        <w:tabs>
+          <w:tab w:val="num" w:pos="2880"/>
+        </w:tabs>
+        <w:ind w:left="2880" w:hanging="360"/>
+      </w:pPr>
+      <w:rPr>
+        <w:rFonts w:ascii="Wingdings" w:hAnsi="Wingdings" w:hint="default"/>
+        <w:sz w:val="20"/>
+      </w:rPr>
+    </w:lvl>
+    <w:lvl w:ilvl="4" w:tentative="1">
+      <w:start w:val="1"/>
+      <w:numFmt w:val="bullet"/>
+      <w:lvlText w:val=""/>
+      <w:lvlJc w:val="left"/>
+      <w:pPr>
+        <w:tabs>
+          <w:tab w:val="num" w:pos="3600"/>
+        </w:tabs>
+        <w:ind w:left="3600" w:hanging="360"/>
+      </w:pPr>
+      <w:rPr>
+        <w:rFonts w:ascii="Wingdings" w:hAnsi="Wingdings" w:hint="default"/>
+        <w:sz w:val="20"/>
+      </w:rPr>
+    </w:lvl>
+    <w:lvl w:ilvl="5" w:tentative="1">
+      <w:start w:val="1"/>
+      <w:numFmt w:val="bullet"/>
+      <w:lvlText w:val=""/>
+      <w:lvlJc w:val="left"/>
+      <w:pPr>
+        <w:tabs>
+          <w:tab w:val="num" w:pos="4320"/>
+        </w:tabs>
+        <w:ind w:left="4320" w:hanging="360"/>
+      </w:pPr>
+      <w:rPr>
+        <w:rFonts w:ascii="Wingdings" w:hAnsi="Wingdings" w:hint="default"/>
+        <w:sz w:val="20"/>
+      </w:rPr>
+    </w:lvl>
+    <w:lvl w:ilvl="6" w:tentative="1">
+      <w:start w:val="1"/>
+      <w:numFmt w:val="bullet"/>
+      <w:lvlText w:val=""/>
+      <w:lvlJc w:val="left"/>
+      <w:pPr>
+        <w:tabs>
+          <w:tab w:val="num" w:pos="5040"/>
+        </w:tabs>
+        <w:ind w:left="5040" w:hanging="360"/>
+      </w:pPr>
+      <w:rPr>
+        <w:rFonts w:ascii="Wingdings" w:hAnsi="Wingdings" w:hint="default"/>
+        <w:sz w:val="20"/>
+      </w:rPr>
+    </w:lvl>
+    <w:lvl w:ilvl="7" w:tentative="1">
+      <w:start w:val="1"/>
+      <w:numFmt w:val="bullet"/>
+      <w:lvlText w:val=""/>
+      <w:lvlJc w:val="left"/>
+      <w:pPr>
+        <w:tabs>
+          <w:tab w:val="num" w:pos="5760"/>
+        </w:tabs>
+        <w:ind w:left="5760" w:hanging="360"/>
+      </w:pPr>
+      <w:rPr>
+        <w:rFonts w:ascii="Wingdings" w:hAnsi="Wingdings" w:hint="default"/>
+        <w:sz w:val="20"/>
+      </w:rPr>
+    </w:lvl>
+    <w:lvl w:ilvl="8" w:tentative="1">
+      <w:start w:val="1"/>
+      <w:numFmt w:val="bullet"/>
+      <w:lvlText w:val=""/>
+      <w:lvlJc w:val="left"/>
+      <w:pPr>
+        <w:tabs>
+          <w:tab w:val="num" w:pos="6480"/>
+        </w:tabs>
+        <w:ind w:left="6480" w:hanging="360"/>
+      </w:pPr>
+      <w:rPr>
+        <w:rFonts w:ascii="Wingdings" w:hAnsi="Wingdings" w:hint="default"/>
+        <w:sz w:val="20"/>
+      </w:rPr>
+    </w:lvl>
+  </w:abstractNum>
+  <w:abstractNum w:abstractNumId="4" w15:restartNumberingAfterBreak="0">
+    <w:nsid w:val="21A74A35"/>
+    <w:multiLevelType w:val="multilevel"/>
+    <w:tmpl w:val="1C6EF4CA"/>
+    <w:lvl w:ilvl="0">
+      <w:start w:val="1"/>
+      <w:numFmt w:val="bullet"/>
+      <w:lvlText w:val=""/>
+      <w:lvlJc w:val="left"/>
+      <w:pPr>
+        <w:tabs>
+          <w:tab w:val="num" w:pos="720"/>
+        </w:tabs>
+        <w:ind w:left="720" w:hanging="360"/>
+      </w:pPr>
+      <w:rPr>
+        <w:rFonts w:ascii="Symbol" w:hAnsi="Symbol" w:hint="default"/>
+        <w:sz w:val="20"/>
+      </w:rPr>
+    </w:lvl>
     <w:lvl w:ilvl="1" w:tentative="1">
       <w:start w:val="1"/>
       <w:numFmt w:val="bullet"/>
@@ -10129,10 +13150,10 @@
       </w:rPr>
     </w:lvl>
   </w:abstractNum>
-  <w:abstractNum w:abstractNumId="2" w15:restartNumberingAfterBreak="0">
-    <w:nsid w:val="1D0E6793"/>
+  <w:abstractNum w:abstractNumId="5" w15:restartNumberingAfterBreak="0">
+    <w:nsid w:val="2F1E3E86"/>
     <w:multiLevelType w:val="multilevel"/>
-    <w:tmpl w:val="3E720208"/>
+    <w:tmpl w:val="AF5ABF34"/>
     <w:lvl w:ilvl="0">
       <w:start w:val="1"/>
       <w:numFmt w:val="bullet"/>
@@ -10149,17 +13170,20 @@
         <w:sz w:val="20"/>
       </w:rPr>
     </w:lvl>
-    <w:lvl w:ilvl="1">
+    <w:lvl w:ilvl="1" w:tentative="1">
       <w:start w:val="1"/>
-      <w:numFmt w:val="decimal"/>
-      <w:lvlText w:val="%2."/>
+      <w:numFmt w:val="bullet"/>
+      <w:lvlText w:val="o"/>
       <w:lvlJc w:val="left"/>
       <w:pPr>
+        <w:tabs>
+          <w:tab w:val="num" w:pos="1440"/>
+        </w:tabs>
         <w:ind w:left="1440" w:hanging="360"/>
       </w:pPr>
       <w:rPr>
-        <w:rFonts w:hint="default"/>
-        <w:b/>
+        <w:rFonts w:ascii="Courier New" w:hAnsi="Courier New" w:hint="default"/>
+        <w:sz w:val="20"/>
       </w:rPr>
     </w:lvl>
     <w:lvl w:ilvl="2" w:tentative="1">
@@ -10275,10 +13299,10 @@
       </w:rPr>
     </w:lvl>
   </w:abstractNum>
-  <w:abstractNum w:abstractNumId="3" w15:restartNumberingAfterBreak="0">
-    <w:nsid w:val="21A74A35"/>
+  <w:abstractNum w:abstractNumId="6" w15:restartNumberingAfterBreak="0">
+    <w:nsid w:val="32A110BA"/>
     <w:multiLevelType w:val="multilevel"/>
-    <w:tmpl w:val="1C6EF4CA"/>
+    <w:tmpl w:val="CF28B0F4"/>
     <w:lvl w:ilvl="0">
       <w:start w:val="1"/>
       <w:numFmt w:val="bullet"/>
@@ -10424,10 +13448,10 @@
       </w:rPr>
     </w:lvl>
   </w:abstractNum>
-  <w:abstractNum w:abstractNumId="4" w15:restartNumberingAfterBreak="0">
-    <w:nsid w:val="559D31A8"/>
+  <w:abstractNum w:abstractNumId="7" w15:restartNumberingAfterBreak="0">
+    <w:nsid w:val="32B7460E"/>
     <w:multiLevelType w:val="multilevel"/>
-    <w:tmpl w:val="4EE87E08"/>
+    <w:tmpl w:val="76A62C0A"/>
     <w:lvl w:ilvl="0">
       <w:start w:val="1"/>
       <w:numFmt w:val="bullet"/>
@@ -10573,10 +13597,10 @@
       </w:rPr>
     </w:lvl>
   </w:abstractNum>
-  <w:abstractNum w:abstractNumId="5" w15:restartNumberingAfterBreak="0">
-    <w:nsid w:val="5B4A792D"/>
+  <w:abstractNum w:abstractNumId="8" w15:restartNumberingAfterBreak="0">
+    <w:nsid w:val="559D31A8"/>
     <w:multiLevelType w:val="multilevel"/>
-    <w:tmpl w:val="2FA8B3C6"/>
+    <w:tmpl w:val="4EE87E08"/>
     <w:lvl w:ilvl="0">
       <w:start w:val="1"/>
       <w:numFmt w:val="bullet"/>
@@ -10722,236 +13746,10 @@
       </w:rPr>
     </w:lvl>
   </w:abstractNum>
-  <w:abstractNum w:abstractNumId="6" w15:restartNumberingAfterBreak="0">
-    <w:nsid w:val="61E716EF"/>
+  <w:abstractNum w:abstractNumId="9" w15:restartNumberingAfterBreak="0">
+    <w:nsid w:val="5B4A792D"/>
     <w:multiLevelType w:val="multilevel"/>
-    <w:tmpl w:val="E3BC5282"/>
-    <w:lvl w:ilvl="0">
-      <w:start w:val="1"/>
-      <w:numFmt w:val="decimal"/>
-      <w:lvlText w:val="%1."/>
-      <w:lvlJc w:val="left"/>
-      <w:pPr>
-        <w:tabs>
-          <w:tab w:val="num" w:pos="1080"/>
-        </w:tabs>
-        <w:ind w:left="1080" w:hanging="360"/>
-      </w:pPr>
-    </w:lvl>
-    <w:lvl w:ilvl="1" w:tentative="1">
-      <w:start w:val="1"/>
-      <w:numFmt w:val="decimal"/>
-      <w:lvlText w:val="%2."/>
-      <w:lvlJc w:val="left"/>
-      <w:pPr>
-        <w:tabs>
-          <w:tab w:val="num" w:pos="1800"/>
-        </w:tabs>
-        <w:ind w:left="1800" w:hanging="360"/>
-      </w:pPr>
-    </w:lvl>
-    <w:lvl w:ilvl="2" w:tentative="1">
-      <w:start w:val="1"/>
-      <w:numFmt w:val="decimal"/>
-      <w:lvlText w:val="%3."/>
-      <w:lvlJc w:val="left"/>
-      <w:pPr>
-        <w:tabs>
-          <w:tab w:val="num" w:pos="2520"/>
-        </w:tabs>
-        <w:ind w:left="2520" w:hanging="360"/>
-      </w:pPr>
-    </w:lvl>
-    <w:lvl w:ilvl="3" w:tentative="1">
-      <w:start w:val="1"/>
-      <w:numFmt w:val="decimal"/>
-      <w:lvlText w:val="%4."/>
-      <w:lvlJc w:val="left"/>
-      <w:pPr>
-        <w:tabs>
-          <w:tab w:val="num" w:pos="3240"/>
-        </w:tabs>
-        <w:ind w:left="3240" w:hanging="360"/>
-      </w:pPr>
-    </w:lvl>
-    <w:lvl w:ilvl="4" w:tentative="1">
-      <w:start w:val="1"/>
-      <w:numFmt w:val="decimal"/>
-      <w:lvlText w:val="%5."/>
-      <w:lvlJc w:val="left"/>
-      <w:pPr>
-        <w:tabs>
-          <w:tab w:val="num" w:pos="3960"/>
-        </w:tabs>
-        <w:ind w:left="3960" w:hanging="360"/>
-      </w:pPr>
-    </w:lvl>
-    <w:lvl w:ilvl="5" w:tentative="1">
-      <w:start w:val="1"/>
-      <w:numFmt w:val="decimal"/>
-      <w:lvlText w:val="%6."/>
-      <w:lvlJc w:val="left"/>
-      <w:pPr>
-        <w:tabs>
-          <w:tab w:val="num" w:pos="4680"/>
-        </w:tabs>
-        <w:ind w:left="4680" w:hanging="360"/>
-      </w:pPr>
-    </w:lvl>
-    <w:lvl w:ilvl="6" w:tentative="1">
-      <w:start w:val="1"/>
-      <w:numFmt w:val="decimal"/>
-      <w:lvlText w:val="%7."/>
-      <w:lvlJc w:val="left"/>
-      <w:pPr>
-        <w:tabs>
-          <w:tab w:val="num" w:pos="5400"/>
-        </w:tabs>
-        <w:ind w:left="5400" w:hanging="360"/>
-      </w:pPr>
-    </w:lvl>
-    <w:lvl w:ilvl="7" w:tentative="1">
-      <w:start w:val="1"/>
-      <w:numFmt w:val="decimal"/>
-      <w:lvlText w:val="%8."/>
-      <w:lvlJc w:val="left"/>
-      <w:pPr>
-        <w:tabs>
-          <w:tab w:val="num" w:pos="6120"/>
-        </w:tabs>
-        <w:ind w:left="6120" w:hanging="360"/>
-      </w:pPr>
-    </w:lvl>
-    <w:lvl w:ilvl="8" w:tentative="1">
-      <w:start w:val="1"/>
-      <w:numFmt w:val="decimal"/>
-      <w:lvlText w:val="%9."/>
-      <w:lvlJc w:val="left"/>
-      <w:pPr>
-        <w:tabs>
-          <w:tab w:val="num" w:pos="6840"/>
-        </w:tabs>
-        <w:ind w:left="6840" w:hanging="360"/>
-      </w:pPr>
-    </w:lvl>
-  </w:abstractNum>
-  <w:abstractNum w:abstractNumId="7" w15:restartNumberingAfterBreak="0">
-    <w:nsid w:val="63A04659"/>
-    <w:multiLevelType w:val="hybridMultilevel"/>
-    <w:tmpl w:val="DF740180"/>
-    <w:lvl w:ilvl="0" w:tplc="04090001">
-      <w:start w:val="1"/>
-      <w:numFmt w:val="bullet"/>
-      <w:lvlText w:val=""/>
-      <w:lvlJc w:val="left"/>
-      <w:pPr>
-        <w:ind w:left="720" w:hanging="360"/>
-      </w:pPr>
-      <w:rPr>
-        <w:rFonts w:ascii="Symbol" w:hAnsi="Symbol" w:hint="default"/>
-      </w:rPr>
-    </w:lvl>
-    <w:lvl w:ilvl="1" w:tplc="04090003" w:tentative="1">
-      <w:start w:val="1"/>
-      <w:numFmt w:val="bullet"/>
-      <w:lvlText w:val="o"/>
-      <w:lvlJc w:val="left"/>
-      <w:pPr>
-        <w:ind w:left="1440" w:hanging="360"/>
-      </w:pPr>
-      <w:rPr>
-        <w:rFonts w:ascii="Courier New" w:hAnsi="Courier New" w:cs="Courier New" w:hint="default"/>
-      </w:rPr>
-    </w:lvl>
-    <w:lvl w:ilvl="2" w:tplc="04090005" w:tentative="1">
-      <w:start w:val="1"/>
-      <w:numFmt w:val="bullet"/>
-      <w:lvlText w:val=""/>
-      <w:lvlJc w:val="left"/>
-      <w:pPr>
-        <w:ind w:left="2160" w:hanging="360"/>
-      </w:pPr>
-      <w:rPr>
-        <w:rFonts w:ascii="Wingdings" w:hAnsi="Wingdings" w:hint="default"/>
-      </w:rPr>
-    </w:lvl>
-    <w:lvl w:ilvl="3" w:tplc="04090001" w:tentative="1">
-      <w:start w:val="1"/>
-      <w:numFmt w:val="bullet"/>
-      <w:lvlText w:val=""/>
-      <w:lvlJc w:val="left"/>
-      <w:pPr>
-        <w:ind w:left="2880" w:hanging="360"/>
-      </w:pPr>
-      <w:rPr>
-        <w:rFonts w:ascii="Symbol" w:hAnsi="Symbol" w:hint="default"/>
-      </w:rPr>
-    </w:lvl>
-    <w:lvl w:ilvl="4" w:tplc="04090003" w:tentative="1">
-      <w:start w:val="1"/>
-      <w:numFmt w:val="bullet"/>
-      <w:lvlText w:val="o"/>
-      <w:lvlJc w:val="left"/>
-      <w:pPr>
-        <w:ind w:left="3600" w:hanging="360"/>
-      </w:pPr>
-      <w:rPr>
-        <w:rFonts w:ascii="Courier New" w:hAnsi="Courier New" w:cs="Courier New" w:hint="default"/>
-      </w:rPr>
-    </w:lvl>
-    <w:lvl w:ilvl="5" w:tplc="04090005" w:tentative="1">
-      <w:start w:val="1"/>
-      <w:numFmt w:val="bullet"/>
-      <w:lvlText w:val=""/>
-      <w:lvlJc w:val="left"/>
-      <w:pPr>
-        <w:ind w:left="4320" w:hanging="360"/>
-      </w:pPr>
-      <w:rPr>
-        <w:rFonts w:ascii="Wingdings" w:hAnsi="Wingdings" w:hint="default"/>
-      </w:rPr>
-    </w:lvl>
-    <w:lvl w:ilvl="6" w:tplc="04090001" w:tentative="1">
-      <w:start w:val="1"/>
-      <w:numFmt w:val="bullet"/>
-      <w:lvlText w:val=""/>
-      <w:lvlJc w:val="left"/>
-      <w:pPr>
-        <w:ind w:left="5040" w:hanging="360"/>
-      </w:pPr>
-      <w:rPr>
-        <w:rFonts w:ascii="Symbol" w:hAnsi="Symbol" w:hint="default"/>
-      </w:rPr>
-    </w:lvl>
-    <w:lvl w:ilvl="7" w:tplc="04090003" w:tentative="1">
-      <w:start w:val="1"/>
-      <w:numFmt w:val="bullet"/>
-      <w:lvlText w:val="o"/>
-      <w:lvlJc w:val="left"/>
-      <w:pPr>
-        <w:ind w:left="5760" w:hanging="360"/>
-      </w:pPr>
-      <w:rPr>
-        <w:rFonts w:ascii="Courier New" w:hAnsi="Courier New" w:cs="Courier New" w:hint="default"/>
-      </w:rPr>
-    </w:lvl>
-    <w:lvl w:ilvl="8" w:tplc="04090005" w:tentative="1">
-      <w:start w:val="1"/>
-      <w:numFmt w:val="bullet"/>
-      <w:lvlText w:val=""/>
-      <w:lvlJc w:val="left"/>
-      <w:pPr>
-        <w:ind w:left="6480" w:hanging="360"/>
-      </w:pPr>
-      <w:rPr>
-        <w:rFonts w:ascii="Wingdings" w:hAnsi="Wingdings" w:hint="default"/>
-      </w:rPr>
-    </w:lvl>
-  </w:abstractNum>
-  <w:abstractNum w:abstractNumId="8" w15:restartNumberingAfterBreak="0">
-    <w:nsid w:val="6B7D6BD1"/>
-    <w:multiLevelType w:val="multilevel"/>
-    <w:tmpl w:val="DCA8BFC0"/>
+    <w:tmpl w:val="2FA8B3C6"/>
     <w:lvl w:ilvl="0">
       <w:start w:val="1"/>
       <w:numFmt w:val="bullet"/>
@@ -10984,7 +13782,7 @@
         <w:sz w:val="20"/>
       </w:rPr>
     </w:lvl>
-    <w:lvl w:ilvl="2" w:tentative="1">
+    <w:lvl w:ilvl="2">
       <w:start w:val="1"/>
       <w:numFmt w:val="bullet"/>
       <w:lvlText w:val=""/>
@@ -11097,32 +13895,535 @@
       </w:rPr>
     </w:lvl>
   </w:abstractNum>
+  <w:abstractNum w:abstractNumId="10" w15:restartNumberingAfterBreak="0">
+    <w:nsid w:val="5C962A96"/>
+    <w:multiLevelType w:val="multilevel"/>
+    <w:tmpl w:val="E2E27462"/>
+    <w:lvl w:ilvl="0">
+      <w:start w:val="1"/>
+      <w:numFmt w:val="decimal"/>
+      <w:lvlText w:val="%1."/>
+      <w:lvlJc w:val="left"/>
+      <w:pPr>
+        <w:tabs>
+          <w:tab w:val="num" w:pos="720"/>
+        </w:tabs>
+        <w:ind w:left="720" w:hanging="360"/>
+      </w:pPr>
+    </w:lvl>
+    <w:lvl w:ilvl="1" w:tentative="1">
+      <w:start w:val="1"/>
+      <w:numFmt w:val="decimal"/>
+      <w:lvlText w:val="%2."/>
+      <w:lvlJc w:val="left"/>
+      <w:pPr>
+        <w:tabs>
+          <w:tab w:val="num" w:pos="1440"/>
+        </w:tabs>
+        <w:ind w:left="1440" w:hanging="360"/>
+      </w:pPr>
+    </w:lvl>
+    <w:lvl w:ilvl="2" w:tentative="1">
+      <w:start w:val="1"/>
+      <w:numFmt w:val="decimal"/>
+      <w:lvlText w:val="%3."/>
+      <w:lvlJc w:val="left"/>
+      <w:pPr>
+        <w:tabs>
+          <w:tab w:val="num" w:pos="2160"/>
+        </w:tabs>
+        <w:ind w:left="2160" w:hanging="360"/>
+      </w:pPr>
+    </w:lvl>
+    <w:lvl w:ilvl="3" w:tentative="1">
+      <w:start w:val="1"/>
+      <w:numFmt w:val="decimal"/>
+      <w:lvlText w:val="%4."/>
+      <w:lvlJc w:val="left"/>
+      <w:pPr>
+        <w:tabs>
+          <w:tab w:val="num" w:pos="2880"/>
+        </w:tabs>
+        <w:ind w:left="2880" w:hanging="360"/>
+      </w:pPr>
+    </w:lvl>
+    <w:lvl w:ilvl="4" w:tentative="1">
+      <w:start w:val="1"/>
+      <w:numFmt w:val="decimal"/>
+      <w:lvlText w:val="%5."/>
+      <w:lvlJc w:val="left"/>
+      <w:pPr>
+        <w:tabs>
+          <w:tab w:val="num" w:pos="3600"/>
+        </w:tabs>
+        <w:ind w:left="3600" w:hanging="360"/>
+      </w:pPr>
+    </w:lvl>
+    <w:lvl w:ilvl="5" w:tentative="1">
+      <w:start w:val="1"/>
+      <w:numFmt w:val="decimal"/>
+      <w:lvlText w:val="%6."/>
+      <w:lvlJc w:val="left"/>
+      <w:pPr>
+        <w:tabs>
+          <w:tab w:val="num" w:pos="4320"/>
+        </w:tabs>
+        <w:ind w:left="4320" w:hanging="360"/>
+      </w:pPr>
+    </w:lvl>
+    <w:lvl w:ilvl="6" w:tentative="1">
+      <w:start w:val="1"/>
+      <w:numFmt w:val="decimal"/>
+      <w:lvlText w:val="%7."/>
+      <w:lvlJc w:val="left"/>
+      <w:pPr>
+        <w:tabs>
+          <w:tab w:val="num" w:pos="5040"/>
+        </w:tabs>
+        <w:ind w:left="5040" w:hanging="360"/>
+      </w:pPr>
+    </w:lvl>
+    <w:lvl w:ilvl="7" w:tentative="1">
+      <w:start w:val="1"/>
+      <w:numFmt w:val="decimal"/>
+      <w:lvlText w:val="%8."/>
+      <w:lvlJc w:val="left"/>
+      <w:pPr>
+        <w:tabs>
+          <w:tab w:val="num" w:pos="5760"/>
+        </w:tabs>
+        <w:ind w:left="5760" w:hanging="360"/>
+      </w:pPr>
+    </w:lvl>
+    <w:lvl w:ilvl="8" w:tentative="1">
+      <w:start w:val="1"/>
+      <w:numFmt w:val="decimal"/>
+      <w:lvlText w:val="%9."/>
+      <w:lvlJc w:val="left"/>
+      <w:pPr>
+        <w:tabs>
+          <w:tab w:val="num" w:pos="6480"/>
+        </w:tabs>
+        <w:ind w:left="6480" w:hanging="360"/>
+      </w:pPr>
+    </w:lvl>
+  </w:abstractNum>
+  <w:abstractNum w:abstractNumId="11" w15:restartNumberingAfterBreak="0">
+    <w:nsid w:val="61E716EF"/>
+    <w:multiLevelType w:val="multilevel"/>
+    <w:tmpl w:val="E3BC5282"/>
+    <w:lvl w:ilvl="0">
+      <w:start w:val="1"/>
+      <w:numFmt w:val="decimal"/>
+      <w:lvlText w:val="%1."/>
+      <w:lvlJc w:val="left"/>
+      <w:pPr>
+        <w:tabs>
+          <w:tab w:val="num" w:pos="1080"/>
+        </w:tabs>
+        <w:ind w:left="1080" w:hanging="360"/>
+      </w:pPr>
+    </w:lvl>
+    <w:lvl w:ilvl="1" w:tentative="1">
+      <w:start w:val="1"/>
+      <w:numFmt w:val="decimal"/>
+      <w:lvlText w:val="%2."/>
+      <w:lvlJc w:val="left"/>
+      <w:pPr>
+        <w:tabs>
+          <w:tab w:val="num" w:pos="1800"/>
+        </w:tabs>
+        <w:ind w:left="1800" w:hanging="360"/>
+      </w:pPr>
+    </w:lvl>
+    <w:lvl w:ilvl="2" w:tentative="1">
+      <w:start w:val="1"/>
+      <w:numFmt w:val="decimal"/>
+      <w:lvlText w:val="%3."/>
+      <w:lvlJc w:val="left"/>
+      <w:pPr>
+        <w:tabs>
+          <w:tab w:val="num" w:pos="2520"/>
+        </w:tabs>
+        <w:ind w:left="2520" w:hanging="360"/>
+      </w:pPr>
+    </w:lvl>
+    <w:lvl w:ilvl="3" w:tentative="1">
+      <w:start w:val="1"/>
+      <w:numFmt w:val="decimal"/>
+      <w:lvlText w:val="%4."/>
+      <w:lvlJc w:val="left"/>
+      <w:pPr>
+        <w:tabs>
+          <w:tab w:val="num" w:pos="3240"/>
+        </w:tabs>
+        <w:ind w:left="3240" w:hanging="360"/>
+      </w:pPr>
+    </w:lvl>
+    <w:lvl w:ilvl="4" w:tentative="1">
+      <w:start w:val="1"/>
+      <w:numFmt w:val="decimal"/>
+      <w:lvlText w:val="%5."/>
+      <w:lvlJc w:val="left"/>
+      <w:pPr>
+        <w:tabs>
+          <w:tab w:val="num" w:pos="3960"/>
+        </w:tabs>
+        <w:ind w:left="3960" w:hanging="360"/>
+      </w:pPr>
+    </w:lvl>
+    <w:lvl w:ilvl="5" w:tentative="1">
+      <w:start w:val="1"/>
+      <w:numFmt w:val="decimal"/>
+      <w:lvlText w:val="%6."/>
+      <w:lvlJc w:val="left"/>
+      <w:pPr>
+        <w:tabs>
+          <w:tab w:val="num" w:pos="4680"/>
+        </w:tabs>
+        <w:ind w:left="4680" w:hanging="360"/>
+      </w:pPr>
+    </w:lvl>
+    <w:lvl w:ilvl="6" w:tentative="1">
+      <w:start w:val="1"/>
+      <w:numFmt w:val="decimal"/>
+      <w:lvlText w:val="%7."/>
+      <w:lvlJc w:val="left"/>
+      <w:pPr>
+        <w:tabs>
+          <w:tab w:val="num" w:pos="5400"/>
+        </w:tabs>
+        <w:ind w:left="5400" w:hanging="360"/>
+      </w:pPr>
+    </w:lvl>
+    <w:lvl w:ilvl="7" w:tentative="1">
+      <w:start w:val="1"/>
+      <w:numFmt w:val="decimal"/>
+      <w:lvlText w:val="%8."/>
+      <w:lvlJc w:val="left"/>
+      <w:pPr>
+        <w:tabs>
+          <w:tab w:val="num" w:pos="6120"/>
+        </w:tabs>
+        <w:ind w:left="6120" w:hanging="360"/>
+      </w:pPr>
+    </w:lvl>
+    <w:lvl w:ilvl="8" w:tentative="1">
+      <w:start w:val="1"/>
+      <w:numFmt w:val="decimal"/>
+      <w:lvlText w:val="%9."/>
+      <w:lvlJc w:val="left"/>
+      <w:pPr>
+        <w:tabs>
+          <w:tab w:val="num" w:pos="6840"/>
+        </w:tabs>
+        <w:ind w:left="6840" w:hanging="360"/>
+      </w:pPr>
+    </w:lvl>
+  </w:abstractNum>
+  <w:abstractNum w:abstractNumId="12" w15:restartNumberingAfterBreak="0">
+    <w:nsid w:val="63A04659"/>
+    <w:multiLevelType w:val="hybridMultilevel"/>
+    <w:tmpl w:val="DF740180"/>
+    <w:lvl w:ilvl="0" w:tplc="04090001">
+      <w:start w:val="1"/>
+      <w:numFmt w:val="bullet"/>
+      <w:lvlText w:val=""/>
+      <w:lvlJc w:val="left"/>
+      <w:pPr>
+        <w:ind w:left="720" w:hanging="360"/>
+      </w:pPr>
+      <w:rPr>
+        <w:rFonts w:ascii="Symbol" w:hAnsi="Symbol" w:hint="default"/>
+      </w:rPr>
+    </w:lvl>
+    <w:lvl w:ilvl="1" w:tplc="04090003" w:tentative="1">
+      <w:start w:val="1"/>
+      <w:numFmt w:val="bullet"/>
+      <w:lvlText w:val="o"/>
+      <w:lvlJc w:val="left"/>
+      <w:pPr>
+        <w:ind w:left="1440" w:hanging="360"/>
+      </w:pPr>
+      <w:rPr>
+        <w:rFonts w:ascii="Courier New" w:hAnsi="Courier New" w:cs="Courier New" w:hint="default"/>
+      </w:rPr>
+    </w:lvl>
+    <w:lvl w:ilvl="2" w:tplc="04090005" w:tentative="1">
+      <w:start w:val="1"/>
+      <w:numFmt w:val="bullet"/>
+      <w:lvlText w:val=""/>
+      <w:lvlJc w:val="left"/>
+      <w:pPr>
+        <w:ind w:left="2160" w:hanging="360"/>
+      </w:pPr>
+      <w:rPr>
+        <w:rFonts w:ascii="Wingdings" w:hAnsi="Wingdings" w:hint="default"/>
+      </w:rPr>
+    </w:lvl>
+    <w:lvl w:ilvl="3" w:tplc="04090001" w:tentative="1">
+      <w:start w:val="1"/>
+      <w:numFmt w:val="bullet"/>
+      <w:lvlText w:val=""/>
+      <w:lvlJc w:val="left"/>
+      <w:pPr>
+        <w:ind w:left="2880" w:hanging="360"/>
+      </w:pPr>
+      <w:rPr>
+        <w:rFonts w:ascii="Symbol" w:hAnsi="Symbol" w:hint="default"/>
+      </w:rPr>
+    </w:lvl>
+    <w:lvl w:ilvl="4" w:tplc="04090003" w:tentative="1">
+      <w:start w:val="1"/>
+      <w:numFmt w:val="bullet"/>
+      <w:lvlText w:val="o"/>
+      <w:lvlJc w:val="left"/>
+      <w:pPr>
+        <w:ind w:left="3600" w:hanging="360"/>
+      </w:pPr>
+      <w:rPr>
+        <w:rFonts w:ascii="Courier New" w:hAnsi="Courier New" w:cs="Courier New" w:hint="default"/>
+      </w:rPr>
+    </w:lvl>
+    <w:lvl w:ilvl="5" w:tplc="04090005" w:tentative="1">
+      <w:start w:val="1"/>
+      <w:numFmt w:val="bullet"/>
+      <w:lvlText w:val=""/>
+      <w:lvlJc w:val="left"/>
+      <w:pPr>
+        <w:ind w:left="4320" w:hanging="360"/>
+      </w:pPr>
+      <w:rPr>
+        <w:rFonts w:ascii="Wingdings" w:hAnsi="Wingdings" w:hint="default"/>
+      </w:rPr>
+    </w:lvl>
+    <w:lvl w:ilvl="6" w:tplc="04090001" w:tentative="1">
+      <w:start w:val="1"/>
+      <w:numFmt w:val="bullet"/>
+      <w:lvlText w:val=""/>
+      <w:lvlJc w:val="left"/>
+      <w:pPr>
+        <w:ind w:left="5040" w:hanging="360"/>
+      </w:pPr>
+      <w:rPr>
+        <w:rFonts w:ascii="Symbol" w:hAnsi="Symbol" w:hint="default"/>
+      </w:rPr>
+    </w:lvl>
+    <w:lvl w:ilvl="7" w:tplc="04090003" w:tentative="1">
+      <w:start w:val="1"/>
+      <w:numFmt w:val="bullet"/>
+      <w:lvlText w:val="o"/>
+      <w:lvlJc w:val="left"/>
+      <w:pPr>
+        <w:ind w:left="5760" w:hanging="360"/>
+      </w:pPr>
+      <w:rPr>
+        <w:rFonts w:ascii="Courier New" w:hAnsi="Courier New" w:cs="Courier New" w:hint="default"/>
+      </w:rPr>
+    </w:lvl>
+    <w:lvl w:ilvl="8" w:tplc="04090005" w:tentative="1">
+      <w:start w:val="1"/>
+      <w:numFmt w:val="bullet"/>
+      <w:lvlText w:val=""/>
+      <w:lvlJc w:val="left"/>
+      <w:pPr>
+        <w:ind w:left="6480" w:hanging="360"/>
+      </w:pPr>
+      <w:rPr>
+        <w:rFonts w:ascii="Wingdings" w:hAnsi="Wingdings" w:hint="default"/>
+      </w:rPr>
+    </w:lvl>
+  </w:abstractNum>
+  <w:abstractNum w:abstractNumId="13" w15:restartNumberingAfterBreak="0">
+    <w:nsid w:val="6B7D6BD1"/>
+    <w:multiLevelType w:val="multilevel"/>
+    <w:tmpl w:val="DCA8BFC0"/>
+    <w:lvl w:ilvl="0">
+      <w:start w:val="1"/>
+      <w:numFmt w:val="bullet"/>
+      <w:lvlText w:val=""/>
+      <w:lvlJc w:val="left"/>
+      <w:pPr>
+        <w:tabs>
+          <w:tab w:val="num" w:pos="720"/>
+        </w:tabs>
+        <w:ind w:left="720" w:hanging="360"/>
+      </w:pPr>
+      <w:rPr>
+        <w:rFonts w:ascii="Symbol" w:hAnsi="Symbol" w:hint="default"/>
+        <w:sz w:val="20"/>
+      </w:rPr>
+    </w:lvl>
+    <w:lvl w:ilvl="1">
+      <w:start w:val="1"/>
+      <w:numFmt w:val="bullet"/>
+      <w:lvlText w:val="o"/>
+      <w:lvlJc w:val="left"/>
+      <w:pPr>
+        <w:tabs>
+          <w:tab w:val="num" w:pos="1440"/>
+        </w:tabs>
+        <w:ind w:left="1440" w:hanging="360"/>
+      </w:pPr>
+      <w:rPr>
+        <w:rFonts w:ascii="Courier New" w:hAnsi="Courier New" w:hint="default"/>
+        <w:sz w:val="20"/>
+      </w:rPr>
+    </w:lvl>
+    <w:lvl w:ilvl="2" w:tentative="1">
+      <w:start w:val="1"/>
+      <w:numFmt w:val="bullet"/>
+      <w:lvlText w:val=""/>
+      <w:lvlJc w:val="left"/>
+      <w:pPr>
+        <w:tabs>
+          <w:tab w:val="num" w:pos="2160"/>
+        </w:tabs>
+        <w:ind w:left="2160" w:hanging="360"/>
+      </w:pPr>
+      <w:rPr>
+        <w:rFonts w:ascii="Wingdings" w:hAnsi="Wingdings" w:hint="default"/>
+        <w:sz w:val="20"/>
+      </w:rPr>
+    </w:lvl>
+    <w:lvl w:ilvl="3" w:tentative="1">
+      <w:start w:val="1"/>
+      <w:numFmt w:val="bullet"/>
+      <w:lvlText w:val=""/>
+      <w:lvlJc w:val="left"/>
+      <w:pPr>
+        <w:tabs>
+          <w:tab w:val="num" w:pos="2880"/>
+        </w:tabs>
+        <w:ind w:left="2880" w:hanging="360"/>
+      </w:pPr>
+      <w:rPr>
+        <w:rFonts w:ascii="Wingdings" w:hAnsi="Wingdings" w:hint="default"/>
+        <w:sz w:val="20"/>
+      </w:rPr>
+    </w:lvl>
+    <w:lvl w:ilvl="4" w:tentative="1">
+      <w:start w:val="1"/>
+      <w:numFmt w:val="bullet"/>
+      <w:lvlText w:val=""/>
+      <w:lvlJc w:val="left"/>
+      <w:pPr>
+        <w:tabs>
+          <w:tab w:val="num" w:pos="3600"/>
+        </w:tabs>
+        <w:ind w:left="3600" w:hanging="360"/>
+      </w:pPr>
+      <w:rPr>
+        <w:rFonts w:ascii="Wingdings" w:hAnsi="Wingdings" w:hint="default"/>
+        <w:sz w:val="20"/>
+      </w:rPr>
+    </w:lvl>
+    <w:lvl w:ilvl="5" w:tentative="1">
+      <w:start w:val="1"/>
+      <w:numFmt w:val="bullet"/>
+      <w:lvlText w:val=""/>
+      <w:lvlJc w:val="left"/>
+      <w:pPr>
+        <w:tabs>
+          <w:tab w:val="num" w:pos="4320"/>
+        </w:tabs>
+        <w:ind w:left="4320" w:hanging="360"/>
+      </w:pPr>
+      <w:rPr>
+        <w:rFonts w:ascii="Wingdings" w:hAnsi="Wingdings" w:hint="default"/>
+        <w:sz w:val="20"/>
+      </w:rPr>
+    </w:lvl>
+    <w:lvl w:ilvl="6" w:tentative="1">
+      <w:start w:val="1"/>
+      <w:numFmt w:val="bullet"/>
+      <w:lvlText w:val=""/>
+      <w:lvlJc w:val="left"/>
+      <w:pPr>
+        <w:tabs>
+          <w:tab w:val="num" w:pos="5040"/>
+        </w:tabs>
+        <w:ind w:left="5040" w:hanging="360"/>
+      </w:pPr>
+      <w:rPr>
+        <w:rFonts w:ascii="Wingdings" w:hAnsi="Wingdings" w:hint="default"/>
+        <w:sz w:val="20"/>
+      </w:rPr>
+    </w:lvl>
+    <w:lvl w:ilvl="7" w:tentative="1">
+      <w:start w:val="1"/>
+      <w:numFmt w:val="bullet"/>
+      <w:lvlText w:val=""/>
+      <w:lvlJc w:val="left"/>
+      <w:pPr>
+        <w:tabs>
+          <w:tab w:val="num" w:pos="5760"/>
+        </w:tabs>
+        <w:ind w:left="5760" w:hanging="360"/>
+      </w:pPr>
+      <w:rPr>
+        <w:rFonts w:ascii="Wingdings" w:hAnsi="Wingdings" w:hint="default"/>
+        <w:sz w:val="20"/>
+      </w:rPr>
+    </w:lvl>
+    <w:lvl w:ilvl="8" w:tentative="1">
+      <w:start w:val="1"/>
+      <w:numFmt w:val="bullet"/>
+      <w:lvlText w:val=""/>
+      <w:lvlJc w:val="left"/>
+      <w:pPr>
+        <w:tabs>
+          <w:tab w:val="num" w:pos="6480"/>
+        </w:tabs>
+        <w:ind w:left="6480" w:hanging="360"/>
+      </w:pPr>
+      <w:rPr>
+        <w:rFonts w:ascii="Wingdings" w:hAnsi="Wingdings" w:hint="default"/>
+        <w:sz w:val="20"/>
+      </w:rPr>
+    </w:lvl>
+  </w:abstractNum>
   <w:num w:numId="1" w16cid:durableId="612715787">
-    <w:abstractNumId w:val="2"/>
+    <w:abstractNumId w:val="3"/>
   </w:num>
   <w:num w:numId="2" w16cid:durableId="1033653050">
-    <w:abstractNumId w:val="3"/>
+    <w:abstractNumId w:val="4"/>
   </w:num>
   <w:num w:numId="3" w16cid:durableId="1967158195">
     <w:abstractNumId w:val="0"/>
   </w:num>
   <w:num w:numId="4" w16cid:durableId="1553036769">
-    <w:abstractNumId w:val="8"/>
+    <w:abstractNumId w:val="13"/>
   </w:num>
   <w:num w:numId="5" w16cid:durableId="751049678">
-    <w:abstractNumId w:val="5"/>
+    <w:abstractNumId w:val="9"/>
   </w:num>
   <w:num w:numId="6" w16cid:durableId="1885406922">
     <w:abstractNumId w:val="1"/>
   </w:num>
   <w:num w:numId="7" w16cid:durableId="1392730594">
+    <w:abstractNumId w:val="12"/>
+  </w:num>
+  <w:num w:numId="8" w16cid:durableId="1346709068">
+    <w:abstractNumId w:val="8"/>
+  </w:num>
+  <w:num w:numId="9" w16cid:durableId="1759786426">
+    <w:abstractNumId w:val="11"/>
+  </w:num>
+  <w:num w:numId="10" w16cid:durableId="51658531">
+    <w:abstractNumId w:val="6"/>
+  </w:num>
+  <w:num w:numId="11" w16cid:durableId="1712336299">
+    <w:abstractNumId w:val="5"/>
+  </w:num>
+  <w:num w:numId="12" w16cid:durableId="602764983">
+    <w:abstractNumId w:val="10"/>
+  </w:num>
+  <w:num w:numId="13" w16cid:durableId="2065909610">
     <w:abstractNumId w:val="7"/>
   </w:num>
-  <w:num w:numId="8" w16cid:durableId="1346709068">
-    <w:abstractNumId w:val="4"/>
-  </w:num>
-  <w:num w:numId="9" w16cid:durableId="1759786426">
-    <w:abstractNumId w:val="6"/>
+  <w:num w:numId="14" w16cid:durableId="2068718630">
+    <w:abstractNumId w:val="2"/>
   </w:num>
 </w:numbering>
 </file>
